--- a/docs/Kafka_POS_Order_Delivery_Solution_Design.docx
+++ b/docs/Kafka_POS_Order_Delivery_Solution_Design.docx
@@ -201,7 +201,7 @@
               <w:spacing w:after="40" w:line="252" w:lineRule="auto"/>
             </w:pPr>
             <w:r>
-              <w:t>7 October 2026</w:t>
+              <w:t>16 October 2026</w:t>
             </w:r>
           </w:p>
         </w:tc>
@@ -264,7 +264,7 @@
               <w:spacing w:after="40" w:line="252" w:lineRule="auto"/>
             </w:pPr>
             <w:r>
-              <w:t>1.0</w:t>
+              <w:t>1.1</w:t>
             </w:r>
           </w:p>
         </w:tc>
@@ -389,7 +389,6 @@
             <w:pPr>
               <w:spacing w:after="40" w:line="252" w:lineRule="auto"/>
             </w:pPr>
-            <w:proofErr w:type="spellStart"/>
             <w:r>
               <w:rPr>
                 <w:rFonts w:ascii="Consolas" w:eastAsia="Consolas" w:hAnsi="Consolas" w:cs="Consolas"/>
@@ -397,17 +396,7 @@
                 <w:sz w:val="19"/>
                 <w:szCs w:val="19"/>
               </w:rPr>
-              <w:t>kafka</w:t>
-            </w:r>
-            <w:proofErr w:type="spellEnd"/>
-            <w:r>
-              <w:rPr>
-                <w:rFonts w:ascii="Consolas" w:eastAsia="Consolas" w:hAnsi="Consolas" w:cs="Consolas"/>
-                <w:color w:val="8B1E3F"/>
-                <w:sz w:val="19"/>
-                <w:szCs w:val="19"/>
-              </w:rPr>
-              <w:t>-demo-java</w:t>
+              <w:t>kafka-demo-java</w:t>
             </w:r>
           </w:p>
         </w:tc>
@@ -553,8 +542,6 @@
       <w:hyperlink w:anchor="h3" w:history="1">
         <w:r>
           <w:t>3.1 Apache Kafka (broker)</w:t>
-        </w:r>
-        <w:r>
           <w:tab/>
           <w:t>5</w:t>
         </w:r>
@@ -571,8 +558,6 @@
       <w:hyperlink w:anchor="h4" w:history="1">
         <w:r>
           <w:t>3.2 Topics</w:t>
-        </w:r>
-        <w:r>
           <w:tab/>
           <w:t>5</w:t>
         </w:r>
@@ -588,17 +573,7 @@
       </w:pPr>
       <w:hyperlink w:anchor="h5" w:history="1">
         <w:r>
-          <w:t xml:space="preserve">3.3 </w:t>
-        </w:r>
-        <w:proofErr w:type="spellStart"/>
-        <w:r>
-          <w:t>OrderProducer</w:t>
-        </w:r>
-        <w:proofErr w:type="spellEnd"/>
-        <w:r>
-          <w:t xml:space="preserve"> (order service)</w:t>
-        </w:r>
-        <w:r>
+          <w:t xml:space="preserve">3.3 OrderProducer (order service)</w:t>
           <w:tab/>
           <w:t>6</w:t>
         </w:r>
@@ -614,14 +589,7 @@
       </w:pPr>
       <w:hyperlink w:anchor="h6" w:history="1">
         <w:r>
-          <w:t xml:space="preserve">3.4 </w:t>
-        </w:r>
-        <w:proofErr w:type="spellStart"/>
-        <w:r>
-          <w:t>PosGateway</w:t>
-        </w:r>
-        <w:proofErr w:type="spellEnd"/>
-        <w:r>
+          <w:t xml:space="preserve">3.4 PosGateway</w:t>
           <w:tab/>
           <w:t>6</w:t>
         </w:r>
@@ -637,14 +605,7 @@
       </w:pPr>
       <w:hyperlink w:anchor="h7" w:history="1">
         <w:r>
-          <w:t xml:space="preserve">3.5 </w:t>
-        </w:r>
-        <w:proofErr w:type="spellStart"/>
-        <w:r>
-          <w:t>PosTerminal</w:t>
-        </w:r>
-        <w:proofErr w:type="spellEnd"/>
-        <w:r>
+          <w:t xml:space="preserve">3.5 PosTerminal</w:t>
           <w:tab/>
           <w:t>7</w:t>
         </w:r>
@@ -661,8 +622,6 @@
       <w:hyperlink w:anchor="h8" w:history="1">
         <w:r>
           <w:t>3.6 Downstream consumers</w:t>
-        </w:r>
-        <w:r>
           <w:tab/>
           <w:t>7</w:t>
         </w:r>
@@ -751,8 +710,6 @@
       <w:hyperlink w:anchor="h11" w:history="1">
         <w:r>
           <w:t>5.1 Consumers pull, using long polling</w:t>
-        </w:r>
-        <w:r>
           <w:tab/>
           <w:t>9</w:t>
         </w:r>
@@ -769,8 +726,6 @@
       <w:hyperlink w:anchor="h12" w:history="1">
         <w:r>
           <w:t>5.2 Key by terminal, not one topic or partition per terminal</w:t>
-        </w:r>
-        <w:r>
           <w:tab/>
           <w:t>9</w:t>
         </w:r>
@@ -787,8 +742,6 @@
       <w:hyperlink w:anchor="h13" w:history="1">
         <w:r>
           <w:t>5.3 Commit after storing, not after the terminal acknowledges</w:t>
-        </w:r>
-        <w:r>
           <w:tab/>
           <w:t>9</w:t>
         </w:r>
@@ -805,8 +758,6 @@
       <w:hyperlink w:anchor="h14" w:history="1">
         <w:r>
           <w:t>5.4 Report delivery as events</w:t>
-        </w:r>
-        <w:r>
           <w:tab/>
           <w:t>9</w:t>
         </w:r>
@@ -823,8 +774,6 @@
       <w:hyperlink w:anchor="h15" w:history="1">
         <w:r>
           <w:t>5.5 One consumer group per purpose</w:t>
-        </w:r>
-        <w:r>
           <w:tab/>
           <w:t>10</w:t>
         </w:r>
@@ -1137,7 +1086,6 @@
       <w:r>
         <w:t xml:space="preserve">This document describes how orders are delivered from back-end services to point-of-sale (POS) terminals using Apache Kafka and a WebSocket gateway. The design is implemented end to end in the </w:t>
       </w:r>
-      <w:proofErr w:type="spellStart"/>
       <w:r>
         <w:rPr>
           <w:rFonts w:ascii="Consolas" w:eastAsia="Consolas" w:hAnsi="Consolas" w:cs="Consolas"/>
@@ -1145,17 +1093,7 @@
           <w:sz w:val="19"/>
           <w:szCs w:val="19"/>
         </w:rPr>
-        <w:t>kafka</w:t>
-      </w:r>
-      <w:proofErr w:type="spellEnd"/>
-      <w:r>
-        <w:rPr>
-          <w:rFonts w:ascii="Consolas" w:eastAsia="Consolas" w:hAnsi="Consolas" w:cs="Consolas"/>
-          <w:color w:val="8B1E3F"/>
-          <w:sz w:val="19"/>
-          <w:szCs w:val="19"/>
-        </w:rPr>
-        <w:t>-demo-java</w:t>
+        <w:t>kafka-demo-java</w:t>
       </w:r>
       <w:r>
         <w:t xml:space="preserve"> reference project, so every component described here exists as runnable code.</w:t>
@@ -1176,23 +1114,7 @@
         <w:t>who is responsible for what</w:t>
       </w:r>
       <w:r>
-        <w:t xml:space="preserve">. Kafka is often assumed to "deliver" messages to their </w:t>
-      </w:r>
-      <w:proofErr w:type="gramStart"/>
-      <w:r>
-        <w:t>final destination</w:t>
-      </w:r>
-      <w:proofErr w:type="gramEnd"/>
-      <w:r>
-        <w:t xml:space="preserve">. It does not: Kafka stores events durably and lets consumers read them, but it never learns what a consumer did with an event afterwards. Responsibility for the last mile to the POS therefore </w:t>
-      </w:r>
-      <w:proofErr w:type="gramStart"/>
-      <w:r>
-        <w:t>has to</w:t>
-      </w:r>
-      <w:proofErr w:type="gramEnd"/>
-      <w:r>
-        <w:t xml:space="preserve"> be owned explicitly by another component.</w:t>
+        <w:t xml:space="preserve">. Kafka is often assumed to "deliver" messages to their final destination. It does not: Kafka stores events durably and lets consumers read them, but it never learns what a consumer did with an event afterwards. Responsibility for the last mile to the POS therefore has to be owned explicitly by another component.</w:t>
       </w:r>
     </w:p>
     <w:p>
@@ -1220,15 +1142,7 @@
         <w:t>Kafka is a durable, ordered event log.</w:t>
       </w:r>
       <w:r>
-        <w:t xml:space="preserve"> It distributes orders reliably to any number of </w:t>
-      </w:r>
-      <w:proofErr w:type="gramStart"/>
-      <w:r>
-        <w:t>consumers, but</w:t>
-      </w:r>
-      <w:proofErr w:type="gramEnd"/>
-      <w:r>
-        <w:t xml:space="preserve"> has no knowledge of whether an order reached a POS terminal.</w:t>
+        <w:t xml:space="preserve"> It distributes orders reliably to any number of consumers, but has no knowledge of whether an order reached a POS terminal.</w:t>
       </w:r>
     </w:p>
     <w:p>
@@ -1245,23 +1159,7 @@
           <w:b/>
           <w:bCs/>
         </w:rPr>
-        <w:t xml:space="preserve">The </w:t>
-      </w:r>
-      <w:proofErr w:type="spellStart"/>
-      <w:r>
-        <w:rPr>
-          <w:b/>
-          <w:bCs/>
-        </w:rPr>
-        <w:t>PosGateway</w:t>
-      </w:r>
-      <w:proofErr w:type="spellEnd"/>
-      <w:r>
-        <w:rPr>
-          <w:b/>
-          <w:bCs/>
-        </w:rPr>
-        <w:t xml:space="preserve"> owns the last mile.</w:t>
+        <w:t xml:space="preserve">The PosGateway owns the last mile.</w:t>
       </w:r>
       <w:r>
         <w:t xml:space="preserve"> It takes responsibility for each order from Kafka, delivers it over WebSocket, retries when needed and reports the outcome.</w:t>
@@ -1374,7 +1272,6 @@
       <w:r>
         <w:t xml:space="preserve"> Retries can produce duplicates; POS terminals deduplicate on </w:t>
       </w:r>
-      <w:proofErr w:type="spellStart"/>
       <w:r>
         <w:rPr>
           <w:rFonts w:ascii="Consolas" w:eastAsia="Consolas" w:hAnsi="Consolas" w:cs="Consolas"/>
@@ -1384,7 +1281,6 @@
         </w:rPr>
         <w:t>order_id</w:t>
       </w:r>
-      <w:proofErr w:type="spellEnd"/>
       <w:r>
         <w:t>, so each order is processed once.</w:t>
       </w:r>
@@ -1504,7 +1400,6 @@
       <w:r>
         <w:t xml:space="preserve"> The order service (</w:t>
       </w:r>
-      <w:proofErr w:type="spellStart"/>
       <w:r>
         <w:rPr>
           <w:rFonts w:ascii="Consolas" w:eastAsia="Consolas" w:hAnsi="Consolas" w:cs="Consolas"/>
@@ -1514,7 +1409,6 @@
         </w:rPr>
         <w:t>OrderProducer</w:t>
       </w:r>
-      <w:proofErr w:type="spellEnd"/>
       <w:r>
         <w:t xml:space="preserve">) publishes a new order to the </w:t>
       </w:r>
@@ -1570,7 +1464,6 @@
       <w:r>
         <w:t xml:space="preserve"> The </w:t>
       </w:r>
-      <w:proofErr w:type="spellStart"/>
       <w:r>
         <w:rPr>
           <w:rFonts w:ascii="Consolas" w:eastAsia="Consolas" w:hAnsi="Consolas" w:cs="Consolas"/>
@@ -1580,7 +1473,6 @@
         </w:rPr>
         <w:t>PosGateway</w:t>
       </w:r>
-      <w:proofErr w:type="spellEnd"/>
       <w:r>
         <w:t xml:space="preserve"> reads the order, stores it in its pending queue for that POS and commits its Kafka offset. From this point the gateway owns the order.</w:t>
       </w:r>
@@ -1654,15 +1546,7 @@
         <w:spacing w:after="120" w:line="276" w:lineRule="auto"/>
       </w:pPr>
       <w:r>
-        <w:t xml:space="preserve">Each component below is described by its role, what it is responsible for </w:t>
-      </w:r>
-      <w:proofErr w:type="gramStart"/>
-      <w:r>
-        <w:t>and,</w:t>
-      </w:r>
-      <w:proofErr w:type="gramEnd"/>
-      <w:r>
-        <w:t xml:space="preserve"> equally important, what it is </w:t>
+        <w:t xml:space="preserve">Each component below is described by its role, what it is responsible for and, equally important, what it is </w:t>
       </w:r>
       <w:r>
         <w:rPr>
@@ -1846,23 +1730,7 @@
                 <w:sz w:val="20"/>
                 <w:szCs w:val="20"/>
               </w:rPr>
-              <w:t xml:space="preserve">Persisting every event durably for the configured retention period (7 days by default), </w:t>
-            </w:r>
-            <w:proofErr w:type="gramStart"/>
-            <w:r>
-              <w:rPr>
-                <w:sz w:val="20"/>
-                <w:szCs w:val="20"/>
-              </w:rPr>
-              <w:t>whether or not</w:t>
-            </w:r>
-            <w:proofErr w:type="gramEnd"/>
-            <w:r>
-              <w:rPr>
-                <w:sz w:val="20"/>
-                <w:szCs w:val="20"/>
-              </w:rPr>
-              <w:t xml:space="preserve"> it has been read.</w:t>
+              <w:t xml:space="preserve">Persisting every event durably for the configured retention period (7 days by default), whether or not it has been read.</w:t>
             </w:r>
           </w:p>
           <w:p>
@@ -1922,19 +1790,8 @@
                 <w:sz w:val="18"/>
                 <w:szCs w:val="18"/>
               </w:rPr>
-              <w:t>__</w:t>
-            </w:r>
-            <w:proofErr w:type="spellStart"/>
-            <w:r>
-              <w:rPr>
-                <w:rFonts w:ascii="Consolas" w:eastAsia="Consolas" w:hAnsi="Consolas" w:cs="Consolas"/>
-                <w:color w:val="8B1E3F"/>
-                <w:sz w:val="18"/>
-                <w:szCs w:val="18"/>
-              </w:rPr>
-              <w:t>consumer_offsets</w:t>
-            </w:r>
-            <w:proofErr w:type="spellEnd"/>
+              <w:t>__consumer_offsets</w:t>
+            </w:r>
             <w:r>
               <w:rPr>
                 <w:sz w:val="20"/>
@@ -2032,23 +1889,7 @@
                 <w:sz w:val="20"/>
                 <w:szCs w:val="20"/>
               </w:rPr>
-              <w:t xml:space="preserve">Knowing whether a message was processed, or whether it reached its </w:t>
-            </w:r>
-            <w:proofErr w:type="gramStart"/>
-            <w:r>
-              <w:rPr>
-                <w:sz w:val="20"/>
-                <w:szCs w:val="20"/>
-              </w:rPr>
-              <w:t>final destination</w:t>
-            </w:r>
-            <w:proofErr w:type="gramEnd"/>
-            <w:r>
-              <w:rPr>
-                <w:sz w:val="20"/>
-                <w:szCs w:val="20"/>
-              </w:rPr>
-              <w:t>.</w:t>
+              <w:t xml:space="preserve">Knowing whether a message was processed, or whether it reached its final destination.</w:t>
             </w:r>
           </w:p>
           <w:p>
@@ -2164,7 +2005,6 @@
             <w:pPr>
               <w:spacing w:after="40" w:line="252" w:lineRule="auto"/>
             </w:pPr>
-            <w:proofErr w:type="spellStart"/>
             <w:r>
               <w:rPr>
                 <w:rFonts w:ascii="Consolas" w:eastAsia="Consolas" w:hAnsi="Consolas" w:cs="Consolas"/>
@@ -2172,9 +2012,15 @@
                 <w:sz w:val="18"/>
                 <w:szCs w:val="18"/>
               </w:rPr>
-              <w:t>confluentinc</w:t>
-            </w:r>
-            <w:proofErr w:type="spellEnd"/>
+              <w:t>confluentinc/cp-kafka:7.8</w:t>
+            </w:r>
+            <w:r>
+              <w:rPr>
+                <w:sz w:val="20"/>
+                <w:szCs w:val="20"/>
+              </w:rPr>
+              <w:t xml:space="preserve"> in KRaft mode (single node acting as broker and controller), defined in </w:t>
+            </w:r>
             <w:r>
               <w:rPr>
                 <w:rFonts w:ascii="Consolas" w:eastAsia="Consolas" w:hAnsi="Consolas" w:cs="Consolas"/>
@@ -2182,53 +2028,8 @@
                 <w:sz w:val="18"/>
                 <w:szCs w:val="18"/>
               </w:rPr>
-              <w:t>/cp-kafka:7.8</w:t>
-            </w:r>
-            <w:r>
-              <w:rPr>
-                <w:sz w:val="20"/>
-                <w:szCs w:val="20"/>
-              </w:rPr>
-              <w:t xml:space="preserve"> in </w:t>
-            </w:r>
-            <w:proofErr w:type="spellStart"/>
-            <w:r>
-              <w:rPr>
-                <w:sz w:val="20"/>
-                <w:szCs w:val="20"/>
-              </w:rPr>
-              <w:t>KRaft</w:t>
-            </w:r>
-            <w:proofErr w:type="spellEnd"/>
-            <w:r>
-              <w:rPr>
-                <w:sz w:val="20"/>
-                <w:szCs w:val="20"/>
-              </w:rPr>
-              <w:t xml:space="preserve"> mode (single node acting as broker and controller), defined in </w:t>
-            </w:r>
-            <w:r>
-              <w:rPr>
-                <w:rFonts w:ascii="Consolas" w:eastAsia="Consolas" w:hAnsi="Consolas" w:cs="Consolas"/>
-                <w:color w:val="8B1E3F"/>
-                <w:sz w:val="18"/>
-                <w:szCs w:val="18"/>
-              </w:rPr>
-              <w:t>docker-</w:t>
-            </w:r>
-            <w:proofErr w:type="spellStart"/>
-            <w:proofErr w:type="gramStart"/>
-            <w:r>
-              <w:rPr>
-                <w:rFonts w:ascii="Consolas" w:eastAsia="Consolas" w:hAnsi="Consolas" w:cs="Consolas"/>
-                <w:color w:val="8B1E3F"/>
-                <w:sz w:val="18"/>
-                <w:szCs w:val="18"/>
-              </w:rPr>
-              <w:t>compose.yaml</w:t>
-            </w:r>
-            <w:proofErr w:type="spellEnd"/>
-            <w:proofErr w:type="gramEnd"/>
+              <w:t>docker-compose.yaml</w:t>
+            </w:r>
             <w:r>
               <w:rPr>
                 <w:sz w:val="20"/>
@@ -2251,10 +2052,7 @@
       </w:pPr>
       <w:bookmarkStart w:id="4" w:name="h4"/>
       <w:r>
-        <w:t xml:space="preserve"> </w:t>
-      </w:r>
-      <w:r>
-        <w:t>3.2 Topics</w:t>
+        <w:t xml:space="preserve"> 3.2 Topics</w:t>
       </w:r>
       <w:bookmarkEnd w:id="4"/>
     </w:p>
@@ -2558,7 +2356,6 @@
             <w:pPr>
               <w:spacing w:after="40" w:line="252" w:lineRule="auto"/>
             </w:pPr>
-            <w:proofErr w:type="spellStart"/>
             <w:r>
               <w:rPr>
                 <w:rFonts w:ascii="Consolas" w:eastAsia="Consolas" w:hAnsi="Consolas" w:cs="Consolas"/>
@@ -2568,7 +2365,6 @@
               </w:rPr>
               <w:t>pos_id</w:t>
             </w:r>
-            <w:proofErr w:type="spellEnd"/>
           </w:p>
         </w:tc>
         <w:tc>
@@ -2620,7 +2416,6 @@
             <w:pPr>
               <w:spacing w:after="40" w:line="252" w:lineRule="auto"/>
             </w:pPr>
-            <w:proofErr w:type="spellStart"/>
             <w:r>
               <w:rPr>
                 <w:sz w:val="20"/>
@@ -2628,7 +2423,6 @@
               </w:rPr>
               <w:t>OrderProducer</w:t>
             </w:r>
-            <w:proofErr w:type="spellEnd"/>
           </w:p>
         </w:tc>
         <w:tc>
@@ -2705,7 +2499,6 @@
               </w:rPr>
               <w:t xml:space="preserve">New orders to be executed on a terminal. Keying by </w:t>
             </w:r>
-            <w:proofErr w:type="spellStart"/>
             <w:r>
               <w:rPr>
                 <w:rFonts w:ascii="Consolas" w:eastAsia="Consolas" w:hAnsi="Consolas" w:cs="Consolas"/>
@@ -2715,7 +2508,6 @@
               </w:rPr>
               <w:t>pos_id</w:t>
             </w:r>
-            <w:proofErr w:type="spellEnd"/>
             <w:r>
               <w:rPr>
                 <w:sz w:val="20"/>
@@ -2786,7 +2578,6 @@
             <w:pPr>
               <w:spacing w:after="40" w:line="252" w:lineRule="auto"/>
             </w:pPr>
-            <w:proofErr w:type="spellStart"/>
             <w:r>
               <w:rPr>
                 <w:rFonts w:ascii="Consolas" w:eastAsia="Consolas" w:hAnsi="Consolas" w:cs="Consolas"/>
@@ -2796,7 +2587,6 @@
               </w:rPr>
               <w:t>order_id</w:t>
             </w:r>
-            <w:proofErr w:type="spellEnd"/>
           </w:p>
         </w:tc>
         <w:tc>
@@ -2820,21 +2610,12 @@
             <w:pPr>
               <w:spacing w:after="40" w:line="252" w:lineRule="auto"/>
             </w:pPr>
-            <w:proofErr w:type="spellStart"/>
-            <w:r>
-              <w:rPr>
-                <w:sz w:val="20"/>
-                <w:szCs w:val="20"/>
-              </w:rPr>
-              <w:t>OrderStatus</w:t>
-            </w:r>
-            <w:proofErr w:type="spellEnd"/>
-            <w:r>
-              <w:rPr>
-                <w:sz w:val="20"/>
-                <w:szCs w:val="20"/>
-              </w:rPr>
-              <w:t xml:space="preserve"> (JSON)</w:t>
+            <w:r>
+              <w:rPr>
+                <w:sz w:val="20"/>
+                <w:szCs w:val="20"/>
+              </w:rPr>
+              <w:t xml:space="preserve">OrderStatus (JSON)</w:t>
             </w:r>
           </w:p>
         </w:tc>
@@ -2859,7 +2640,6 @@
             <w:pPr>
               <w:spacing w:after="40" w:line="252" w:lineRule="auto"/>
             </w:pPr>
-            <w:proofErr w:type="spellStart"/>
             <w:r>
               <w:rPr>
                 <w:sz w:val="20"/>
@@ -2867,7 +2647,6 @@
               </w:rPr>
               <w:t>PosGateway</w:t>
             </w:r>
-            <w:proofErr w:type="spellEnd"/>
           </w:p>
         </w:tc>
         <w:tc>
@@ -2937,7 +2716,6 @@
               </w:rPr>
               <w:t xml:space="preserve">Delivery outcome of each order. Keying by </w:t>
             </w:r>
-            <w:proofErr w:type="spellStart"/>
             <w:r>
               <w:rPr>
                 <w:rFonts w:ascii="Consolas" w:eastAsia="Consolas" w:hAnsi="Consolas" w:cs="Consolas"/>
@@ -2947,19 +2725,12 @@
               </w:rPr>
               <w:t>order_id</w:t>
             </w:r>
-            <w:proofErr w:type="spellEnd"/>
             <w:r>
               <w:rPr>
                 <w:sz w:val="20"/>
                 <w:szCs w:val="20"/>
               </w:rPr>
               <w:t xml:space="preserve"> keeps all status events of </w:t>
-            </w:r>
-            <w:r>
-              <w:rPr>
-                <w:sz w:val="20"/>
-                <w:szCs w:val="20"/>
-              </w:rPr>
               <w:lastRenderedPageBreak/>
               <w:t>one order in sequence.</w:t>
             </w:r>
@@ -2978,15 +2749,7 @@
       </w:pPr>
       <w:bookmarkStart w:id="5" w:name="h5"/>
       <w:r>
-        <w:t xml:space="preserve">3.3 </w:t>
-      </w:r>
-      <w:proofErr w:type="spellStart"/>
-      <w:r>
-        <w:t>OrderProducer</w:t>
-      </w:r>
-      <w:proofErr w:type="spellEnd"/>
-      <w:r>
-        <w:t xml:space="preserve"> (order service)</w:t>
+        <w:t xml:space="preserve">3.3 OrderProducer (order service)</w:t>
       </w:r>
       <w:bookmarkEnd w:id="5"/>
     </w:p>
@@ -3153,7 +2916,6 @@
               </w:rPr>
               <w:t xml:space="preserve">Creating each order with a globally unique </w:t>
             </w:r>
-            <w:proofErr w:type="spellStart"/>
             <w:r>
               <w:rPr>
                 <w:rFonts w:ascii="Consolas" w:eastAsia="Consolas" w:hAnsi="Consolas" w:cs="Consolas"/>
@@ -3163,7 +2925,6 @@
               </w:rPr>
               <w:t>order_id</w:t>
             </w:r>
-            <w:proofErr w:type="spellEnd"/>
             <w:r>
               <w:rPr>
                 <w:sz w:val="20"/>
@@ -3188,7 +2949,6 @@
               </w:rPr>
               <w:t>Assigning the target terminal (</w:t>
             </w:r>
-            <w:proofErr w:type="spellStart"/>
             <w:r>
               <w:rPr>
                 <w:rFonts w:ascii="Consolas" w:eastAsia="Consolas" w:hAnsi="Consolas" w:cs="Consolas"/>
@@ -3198,7 +2958,6 @@
               </w:rPr>
               <w:t>pos_id</w:t>
             </w:r>
-            <w:proofErr w:type="spellEnd"/>
             <w:r>
               <w:rPr>
                 <w:sz w:val="20"/>
@@ -3418,14 +3177,9 @@
       </w:pPr>
       <w:bookmarkStart w:id="6" w:name="h6"/>
       <w:r>
-        <w:t xml:space="preserve">3.4 </w:t>
-      </w:r>
-      <w:proofErr w:type="spellStart"/>
-      <w:r>
-        <w:t>PosGateway</w:t>
+        <w:t xml:space="preserve">3.4 PosGateway</w:t>
       </w:r>
       <w:bookmarkEnd w:id="6"/>
-      <w:proofErr w:type="spellEnd"/>
     </w:p>
     <w:p>
       <w:pPr>
@@ -3626,26 +3380,8 @@
                 <w:sz w:val="20"/>
                 <w:szCs w:val="20"/>
               </w:rPr>
-              <w:t xml:space="preserve">, validates each order, hands it to the </w:t>
-            </w:r>
-            <w:proofErr w:type="spellStart"/>
-            <w:r>
-              <w:rPr>
-                <w:sz w:val="20"/>
-                <w:szCs w:val="20"/>
-              </w:rPr>
-              <w:t>DeliveryManager</w:t>
-            </w:r>
-            <w:proofErr w:type="spellEnd"/>
-            <w:r>
-              <w:rPr>
-                <w:sz w:val="20"/>
-                <w:szCs w:val="20"/>
-              </w:rPr>
-              <w:t xml:space="preserve"> and commits the offset manually (</w:t>
-            </w:r>
-            <w:proofErr w:type="spellStart"/>
-            <w:proofErr w:type="gramStart"/>
+              <w:t xml:space="preserve">, validates each order, hands it to the DeliveryManager and commits the offset manually (</w:t>
+            </w:r>
             <w:r>
               <w:rPr>
                 <w:rFonts w:ascii="Consolas" w:eastAsia="Consolas" w:hAnsi="Consolas" w:cs="Consolas"/>
@@ -3653,27 +3389,7 @@
                 <w:sz w:val="18"/>
                 <w:szCs w:val="18"/>
               </w:rPr>
-              <w:t>enable.auto</w:t>
-            </w:r>
-            <w:proofErr w:type="gramEnd"/>
-            <w:r>
-              <w:rPr>
-                <w:rFonts w:ascii="Consolas" w:eastAsia="Consolas" w:hAnsi="Consolas" w:cs="Consolas"/>
-                <w:color w:val="8B1E3F"/>
-                <w:sz w:val="18"/>
-                <w:szCs w:val="18"/>
-              </w:rPr>
-              <w:t>.commit</w:t>
-            </w:r>
-            <w:proofErr w:type="spellEnd"/>
-            <w:r>
-              <w:rPr>
-                <w:rFonts w:ascii="Consolas" w:eastAsia="Consolas" w:hAnsi="Consolas" w:cs="Consolas"/>
-                <w:color w:val="8B1E3F"/>
-                <w:sz w:val="18"/>
-                <w:szCs w:val="18"/>
-              </w:rPr>
-              <w:t>=false</w:t>
+              <w:t>enable.auto.commit=false</w:t>
             </w:r>
             <w:r>
               <w:rPr>
@@ -3713,7 +3429,6 @@
             <w:pPr>
               <w:spacing w:after="40" w:line="252" w:lineRule="auto"/>
             </w:pPr>
-            <w:proofErr w:type="spellStart"/>
             <w:r>
               <w:rPr>
                 <w:sz w:val="20"/>
@@ -3721,7 +3436,6 @@
               </w:rPr>
               <w:t>DeliveryManager</w:t>
             </w:r>
-            <w:proofErr w:type="spellEnd"/>
           </w:p>
         </w:tc>
         <w:tc>
@@ -3782,7 +3496,6 @@
             <w:pPr>
               <w:spacing w:after="40" w:line="252" w:lineRule="auto"/>
             </w:pPr>
-            <w:proofErr w:type="spellStart"/>
             <w:r>
               <w:rPr>
                 <w:sz w:val="20"/>
@@ -3790,7 +3503,6 @@
               </w:rPr>
               <w:t>PosWebSocketServer</w:t>
             </w:r>
-            <w:proofErr w:type="spellEnd"/>
           </w:p>
         </w:tc>
         <w:tc>
@@ -3834,23 +3546,7 @@
                 <w:sz w:val="20"/>
                 <w:szCs w:val="20"/>
               </w:rPr>
-              <w:t xml:space="preserve">, translates WebSocket events (connect, disconnect, ACK) into </w:t>
-            </w:r>
-            <w:proofErr w:type="spellStart"/>
-            <w:r>
-              <w:rPr>
-                <w:sz w:val="20"/>
-                <w:szCs w:val="20"/>
-              </w:rPr>
-              <w:t>DeliveryManager</w:t>
-            </w:r>
-            <w:proofErr w:type="spellEnd"/>
-            <w:r>
-              <w:rPr>
-                <w:sz w:val="20"/>
-                <w:szCs w:val="20"/>
-              </w:rPr>
-              <w:t xml:space="preserve"> calls and detects dead connections with pings.</w:t>
+              <w:t xml:space="preserve">, translates WebSocket events (connect, disconnect, ACK) into DeliveryManager calls and detects dead connections with pings.</w:t>
             </w:r>
           </w:p>
         </w:tc>
@@ -4056,23 +3752,7 @@
                 <w:sz w:val="20"/>
                 <w:szCs w:val="20"/>
               </w:rPr>
-              <w:t xml:space="preserve">Delivering to connected </w:t>
-            </w:r>
-            <w:proofErr w:type="gramStart"/>
-            <w:r>
-              <w:rPr>
-                <w:sz w:val="20"/>
-                <w:szCs w:val="20"/>
-              </w:rPr>
-              <w:t>terminals, and</w:t>
-            </w:r>
-            <w:proofErr w:type="gramEnd"/>
-            <w:r>
-              <w:rPr>
-                <w:sz w:val="20"/>
-                <w:szCs w:val="20"/>
-              </w:rPr>
-              <w:t xml:space="preserve"> flushing the queue when a terminal (re)connects.</w:t>
+              <w:t xml:space="preserve">Delivering to connected terminals, and flushing the queue when a terminal (re)connects.</w:t>
             </w:r>
           </w:p>
           <w:p>
@@ -4090,7 +3770,7 @@
                 <w:szCs w:val="20"/>
               </w:rPr>
               <w:lastRenderedPageBreak/>
-              <w:t>The retry policy: resend after 5 s without ACK, give up after 3 attempts or after 2 minutes offline.</w:t>
+              <w:t>The retry policy: resend after 5 s without ACK, give up after 3 attempts, or when the terminal is offline and the order has been pending for more than 2 minutes.</w:t>
             </w:r>
           </w:p>
           <w:p>
@@ -4174,7 +3854,6 @@
               </w:rPr>
               <w:t xml:space="preserve"> events, and rejecting invalid orders (no </w:t>
             </w:r>
-            <w:proofErr w:type="spellStart"/>
             <w:r>
               <w:rPr>
                 <w:rFonts w:ascii="Consolas" w:eastAsia="Consolas" w:hAnsi="Consolas" w:cs="Consolas"/>
@@ -4184,7 +3863,6 @@
               </w:rPr>
               <w:t>pos_id</w:t>
             </w:r>
-            <w:proofErr w:type="spellEnd"/>
             <w:r>
               <w:rPr>
                 <w:sz w:val="20"/>
@@ -4283,23 +3961,7 @@
                 <w:sz w:val="20"/>
                 <w:szCs w:val="20"/>
               </w:rPr>
-              <w:t xml:space="preserve">Executing the order on the </w:t>
-            </w:r>
-            <w:proofErr w:type="gramStart"/>
-            <w:r>
-              <w:rPr>
-                <w:sz w:val="20"/>
-                <w:szCs w:val="20"/>
-              </w:rPr>
-              <w:t>terminal, or</w:t>
-            </w:r>
-            <w:proofErr w:type="gramEnd"/>
-            <w:r>
-              <w:rPr>
-                <w:sz w:val="20"/>
-                <w:szCs w:val="20"/>
-              </w:rPr>
-              <w:t xml:space="preserve"> guaranteeing the terminal processes it only once.</w:t>
+              <w:t xml:space="preserve">Executing the order on the terminal, or guaranteeing the terminal processes it only once.</w:t>
             </w:r>
           </w:p>
           <w:p>
@@ -4437,14 +4099,9 @@
       </w:pPr>
       <w:bookmarkStart w:id="7" w:name="h7"/>
       <w:r>
-        <w:t xml:space="preserve">3.5 </w:t>
-      </w:r>
-      <w:proofErr w:type="spellStart"/>
-      <w:r>
-        <w:t>PosTerminal</w:t>
+        <w:t xml:space="preserve">3.5 PosTerminal</w:t>
       </w:r>
       <w:bookmarkEnd w:id="7"/>
-      <w:proofErr w:type="spellEnd"/>
     </w:p>
     <w:tbl>
       <w:tblPr>
@@ -4626,7 +4283,6 @@
               </w:rPr>
               <w:t xml:space="preserve">Processing each order exactly once, by remembering processed </w:t>
             </w:r>
-            <w:proofErr w:type="spellStart"/>
             <w:r>
               <w:rPr>
                 <w:rFonts w:ascii="Consolas" w:eastAsia="Consolas" w:hAnsi="Consolas" w:cs="Consolas"/>
@@ -4641,15 +4297,7 @@
                 <w:sz w:val="20"/>
                 <w:szCs w:val="20"/>
               </w:rPr>
-              <w:t>s</w:t>
-            </w:r>
-            <w:proofErr w:type="spellEnd"/>
-            <w:r>
-              <w:rPr>
-                <w:sz w:val="20"/>
-                <w:szCs w:val="20"/>
-              </w:rPr>
-              <w:t xml:space="preserve"> (idempotency).</w:t>
+              <w:t xml:space="preserve">s (idempotency).</w:t>
             </w:r>
           </w:p>
           <w:p>
@@ -4666,23 +4314,7 @@
                 <w:sz w:val="20"/>
                 <w:szCs w:val="20"/>
               </w:rPr>
-              <w:t xml:space="preserve">Acknowledging each order after processing </w:t>
-            </w:r>
-            <w:proofErr w:type="gramStart"/>
-            <w:r>
-              <w:rPr>
-                <w:sz w:val="20"/>
-                <w:szCs w:val="20"/>
-              </w:rPr>
-              <w:t>it, and</w:t>
-            </w:r>
-            <w:proofErr w:type="gramEnd"/>
-            <w:r>
-              <w:rPr>
-                <w:sz w:val="20"/>
-                <w:szCs w:val="20"/>
-              </w:rPr>
-              <w:t xml:space="preserve"> acknowledging duplicates again without re-processing them.</w:t>
+              <w:t xml:space="preserve">Acknowledging each order after processing it, and acknowledging duplicates again without re-processing them.</w:t>
             </w:r>
           </w:p>
         </w:tc>
@@ -4955,7 +4587,6 @@
             <w:pPr>
               <w:spacing w:after="40" w:line="252" w:lineRule="auto"/>
             </w:pPr>
-            <w:proofErr w:type="spellStart"/>
             <w:r>
               <w:rPr>
                 <w:b/>
@@ -4966,7 +4597,6 @@
               </w:rPr>
               <w:t>OrderStatusMonitor</w:t>
             </w:r>
-            <w:proofErr w:type="spellEnd"/>
           </w:p>
         </w:tc>
         <w:tc>
@@ -5075,7 +4705,6 @@
             <w:pPr>
               <w:spacing w:after="40" w:line="252" w:lineRule="auto"/>
             </w:pPr>
-            <w:proofErr w:type="spellStart"/>
             <w:r>
               <w:rPr>
                 <w:b/>
@@ -5086,7 +4715,6 @@
               </w:rPr>
               <w:t>OrderTracker</w:t>
             </w:r>
-            <w:proofErr w:type="spellEnd"/>
           </w:p>
         </w:tc>
         <w:tc>
@@ -5360,7 +4988,6 @@
             <w:pPr>
               <w:spacing w:after="40" w:line="252" w:lineRule="auto"/>
             </w:pPr>
-            <w:proofErr w:type="spellStart"/>
             <w:r>
               <w:rPr>
                 <w:sz w:val="20"/>
@@ -5368,7 +4995,6 @@
               </w:rPr>
               <w:t>OrderProducer</w:t>
             </w:r>
-            <w:proofErr w:type="spellEnd"/>
           </w:p>
         </w:tc>
         <w:tc>
@@ -5398,7 +5024,6 @@
               </w:rPr>
               <w:t xml:space="preserve">UUID </w:t>
             </w:r>
-            <w:proofErr w:type="spellStart"/>
             <w:r>
               <w:rPr>
                 <w:rFonts w:ascii="Consolas" w:eastAsia="Consolas" w:hAnsi="Consolas" w:cs="Consolas"/>
@@ -5408,7 +5033,6 @@
               </w:rPr>
               <w:t>order_id</w:t>
             </w:r>
-            <w:proofErr w:type="spellEnd"/>
           </w:p>
         </w:tc>
       </w:tr>
@@ -5566,21 +5190,12 @@
             <w:pPr>
               <w:spacing w:after="40" w:line="252" w:lineRule="auto"/>
             </w:pPr>
-            <w:proofErr w:type="spellStart"/>
-            <w:r>
-              <w:rPr>
-                <w:sz w:val="20"/>
-                <w:szCs w:val="20"/>
-              </w:rPr>
-              <w:t>OrderProducer</w:t>
-            </w:r>
-            <w:proofErr w:type="spellEnd"/>
-            <w:r>
-              <w:rPr>
-                <w:sz w:val="20"/>
-                <w:szCs w:val="20"/>
-              </w:rPr>
-              <w:t xml:space="preserve"> + Kafka</w:t>
+            <w:r>
+              <w:rPr>
+                <w:sz w:val="20"/>
+                <w:szCs w:val="20"/>
+              </w:rPr>
+              <w:t xml:space="preserve">OrderProducer + Kafka</w:t>
             </w:r>
           </w:p>
         </w:tc>
@@ -5611,7 +5226,6 @@
               </w:rPr>
               <w:t xml:space="preserve">Key = </w:t>
             </w:r>
-            <w:proofErr w:type="spellStart"/>
             <w:r>
               <w:rPr>
                 <w:rFonts w:ascii="Consolas" w:eastAsia="Consolas" w:hAnsi="Consolas" w:cs="Consolas"/>
@@ -5621,7 +5235,6 @@
               </w:rPr>
               <w:t>pos_id</w:t>
             </w:r>
-            <w:proofErr w:type="spellEnd"/>
             <w:r>
               <w:rPr>
                 <w:sz w:val="20"/>
@@ -5734,19 +5347,8 @@
                 <w:sz w:val="18"/>
                 <w:szCs w:val="18"/>
               </w:rPr>
-              <w:t>__</w:t>
-            </w:r>
-            <w:proofErr w:type="spellStart"/>
-            <w:r>
-              <w:rPr>
-                <w:rFonts w:ascii="Consolas" w:eastAsia="Consolas" w:hAnsi="Consolas" w:cs="Consolas"/>
-                <w:color w:val="8B1E3F"/>
-                <w:sz w:val="18"/>
-                <w:szCs w:val="18"/>
-              </w:rPr>
-              <w:t>consumer_offsets</w:t>
-            </w:r>
-            <w:proofErr w:type="spellEnd"/>
+              <w:t>__consumer_offsets</w:t>
+            </w:r>
             <w:r>
               <w:rPr>
                 <w:sz w:val="20"/>
@@ -5813,7 +5415,6 @@
             <w:pPr>
               <w:spacing w:after="40" w:line="252" w:lineRule="auto"/>
             </w:pPr>
-            <w:proofErr w:type="spellStart"/>
             <w:r>
               <w:rPr>
                 <w:sz w:val="20"/>
@@ -5821,7 +5422,6 @@
               </w:rPr>
               <w:t>PosGateway</w:t>
             </w:r>
-            <w:proofErr w:type="spellEnd"/>
           </w:p>
         </w:tc>
         <w:tc>
@@ -5851,8 +5451,6 @@
               </w:rPr>
               <w:t xml:space="preserve">Store as pending, then </w:t>
             </w:r>
-            <w:proofErr w:type="spellStart"/>
-            <w:proofErr w:type="gramStart"/>
             <w:r>
               <w:rPr>
                 <w:rFonts w:ascii="Consolas" w:eastAsia="Consolas" w:hAnsi="Consolas" w:cs="Consolas"/>
@@ -5860,27 +5458,7 @@
                 <w:sz w:val="18"/>
                 <w:szCs w:val="18"/>
               </w:rPr>
-              <w:t>commitSync</w:t>
-            </w:r>
-            <w:proofErr w:type="spellEnd"/>
-            <w:r>
-              <w:rPr>
-                <w:rFonts w:ascii="Consolas" w:eastAsia="Consolas" w:hAnsi="Consolas" w:cs="Consolas"/>
-                <w:color w:val="8B1E3F"/>
-                <w:sz w:val="18"/>
-                <w:szCs w:val="18"/>
-              </w:rPr>
-              <w:t>(</w:t>
-            </w:r>
-            <w:proofErr w:type="gramEnd"/>
-            <w:r>
-              <w:rPr>
-                <w:rFonts w:ascii="Consolas" w:eastAsia="Consolas" w:hAnsi="Consolas" w:cs="Consolas"/>
-                <w:color w:val="8B1E3F"/>
-                <w:sz w:val="18"/>
-                <w:szCs w:val="18"/>
-              </w:rPr>
-              <w:t>)</w:t>
+              <w:t>commitSync()</w:t>
             </w:r>
           </w:p>
         </w:tc>
@@ -5943,7 +5521,6 @@
             <w:pPr>
               <w:spacing w:after="40" w:line="252" w:lineRule="auto"/>
             </w:pPr>
-            <w:proofErr w:type="spellStart"/>
             <w:r>
               <w:rPr>
                 <w:sz w:val="20"/>
@@ -5951,7 +5528,6 @@
               </w:rPr>
               <w:t>PosGateway</w:t>
             </w:r>
-            <w:proofErr w:type="spellEnd"/>
           </w:p>
         </w:tc>
         <w:tc>
@@ -6041,7 +5617,6 @@
             <w:pPr>
               <w:spacing w:after="40" w:line="252" w:lineRule="auto"/>
             </w:pPr>
-            <w:proofErr w:type="spellStart"/>
             <w:r>
               <w:rPr>
                 <w:sz w:val="20"/>
@@ -6049,7 +5624,6 @@
               </w:rPr>
               <w:t>PosGateway</w:t>
             </w:r>
-            <w:proofErr w:type="spellEnd"/>
           </w:p>
         </w:tc>
         <w:tc>
@@ -6077,7 +5651,7 @@
                 <w:sz w:val="20"/>
                 <w:szCs w:val="20"/>
               </w:rPr>
-              <w:t>5 s retry, 3 attempts, 2-minute offline limit</w:t>
+              <w:t>5 s retry, 3 attempts, 2-minute pending limit while offline</w:t>
             </w:r>
           </w:p>
         </w:tc>
@@ -6140,7 +5714,6 @@
             <w:pPr>
               <w:spacing w:after="40" w:line="252" w:lineRule="auto"/>
             </w:pPr>
-            <w:proofErr w:type="spellStart"/>
             <w:r>
               <w:rPr>
                 <w:sz w:val="20"/>
@@ -6148,7 +5721,6 @@
               </w:rPr>
               <w:t>PosGateway</w:t>
             </w:r>
-            <w:proofErr w:type="spellEnd"/>
           </w:p>
         </w:tc>
         <w:tc>
@@ -6179,7 +5751,6 @@
               </w:rPr>
               <w:t xml:space="preserve">Pending queue keyed by </w:t>
             </w:r>
-            <w:proofErr w:type="spellStart"/>
             <w:r>
               <w:rPr>
                 <w:rFonts w:ascii="Consolas" w:eastAsia="Consolas" w:hAnsi="Consolas" w:cs="Consolas"/>
@@ -6189,7 +5760,6 @@
               </w:rPr>
               <w:t>order_id</w:t>
             </w:r>
-            <w:proofErr w:type="spellEnd"/>
           </w:p>
         </w:tc>
       </w:tr>
@@ -6249,7 +5819,6 @@
             <w:pPr>
               <w:spacing w:after="40" w:line="252" w:lineRule="auto"/>
             </w:pPr>
-            <w:proofErr w:type="spellStart"/>
             <w:r>
               <w:rPr>
                 <w:sz w:val="20"/>
@@ -6257,7 +5826,6 @@
               </w:rPr>
               <w:t>PosTerminal</w:t>
             </w:r>
-            <w:proofErr w:type="spellEnd"/>
           </w:p>
         </w:tc>
         <w:tc>
@@ -6287,7 +5855,6 @@
               </w:rPr>
               <w:t xml:space="preserve">Remembers processed </w:t>
             </w:r>
-            <w:proofErr w:type="spellStart"/>
             <w:r>
               <w:rPr>
                 <w:rFonts w:ascii="Consolas" w:eastAsia="Consolas" w:hAnsi="Consolas" w:cs="Consolas"/>
@@ -6304,7 +5871,6 @@
               </w:rPr>
               <w:t>s</w:t>
             </w:r>
-            <w:proofErr w:type="spellEnd"/>
           </w:p>
         </w:tc>
       </w:tr>
@@ -6366,7 +5932,6 @@
             <w:pPr>
               <w:spacing w:after="40" w:line="252" w:lineRule="auto"/>
             </w:pPr>
-            <w:proofErr w:type="spellStart"/>
             <w:r>
               <w:rPr>
                 <w:sz w:val="20"/>
@@ -6374,7 +5939,6 @@
               </w:rPr>
               <w:t>PosTerminal</w:t>
             </w:r>
-            <w:proofErr w:type="spellEnd"/>
           </w:p>
         </w:tc>
         <w:tc>
@@ -6473,7 +6037,6 @@
             <w:pPr>
               <w:spacing w:after="40" w:line="252" w:lineRule="auto"/>
             </w:pPr>
-            <w:proofErr w:type="spellStart"/>
             <w:r>
               <w:rPr>
                 <w:sz w:val="20"/>
@@ -6481,7 +6044,6 @@
               </w:rPr>
               <w:t>PosGateway</w:t>
             </w:r>
-            <w:proofErr w:type="spellEnd"/>
           </w:p>
         </w:tc>
         <w:tc>
@@ -6737,7 +6299,6 @@
       <w:r>
         <w:t xml:space="preserve">Kafka never pushes data to consumers. Each consumer calls </w:t>
       </w:r>
-      <w:proofErr w:type="gramStart"/>
       <w:r>
         <w:rPr>
           <w:rFonts w:ascii="Consolas" w:eastAsia="Consolas" w:hAnsi="Consolas" w:cs="Consolas"/>
@@ -6745,17 +6306,7 @@
           <w:sz w:val="19"/>
           <w:szCs w:val="19"/>
         </w:rPr>
-        <w:t>poll(</w:t>
-      </w:r>
-      <w:proofErr w:type="gramEnd"/>
-      <w:r>
-        <w:rPr>
-          <w:rFonts w:ascii="Consolas" w:eastAsia="Consolas" w:hAnsi="Consolas" w:cs="Consolas"/>
-          <w:color w:val="8B1E3F"/>
-          <w:sz w:val="19"/>
-          <w:szCs w:val="19"/>
-        </w:rPr>
-        <w:t>)</w:t>
+        <w:t>poll()</w:t>
       </w:r>
       <w:r>
         <w:t xml:space="preserve">, which sends a fetch request that the broker holds open until data arrives or </w:t>
@@ -6770,15 +6321,7 @@
         <w:t>fetch.max.wait.ms</w:t>
       </w:r>
       <w:r>
-        <w:t xml:space="preserve"> (500 </w:t>
-      </w:r>
-      <w:proofErr w:type="spellStart"/>
-      <w:r>
-        <w:t>ms</w:t>
-      </w:r>
-      <w:proofErr w:type="spellEnd"/>
-      <w:r>
-        <w:t xml:space="preserve"> by default) expires. New events are therefore returned within milliseconds, while the consumer stays in control of its pace.</w:t>
+        <w:t xml:space="preserve"> (500 ms by default) expires. New events are therefore returned within milliseconds, while the consumer stays in control of its pace.</w:t>
       </w:r>
     </w:p>
     <w:p>
@@ -6788,7 +6331,6 @@
       <w:r>
         <w:t xml:space="preserve">The value passed to </w:t>
       </w:r>
-      <w:proofErr w:type="gramStart"/>
       <w:r>
         <w:rPr>
           <w:rFonts w:ascii="Consolas" w:eastAsia="Consolas" w:hAnsi="Consolas" w:cs="Consolas"/>
@@ -6796,9 +6338,21 @@
           <w:sz w:val="19"/>
           <w:szCs w:val="19"/>
         </w:rPr>
-        <w:t>poll(</w:t>
-      </w:r>
-      <w:proofErr w:type="gramEnd"/>
+        <w:t>poll()</w:t>
+      </w:r>
+      <w:r>
+        <w:t xml:space="preserve"> (1 s in the tracker, 500 ms in the gateway) is a </w:t>
+      </w:r>
+      <w:r>
+        <w:rPr>
+          <w:b/>
+          <w:bCs/>
+        </w:rPr>
+        <w:t>maximum wait when there is no data</w:t>
+      </w:r>
+      <w:r>
+        <w:t xml:space="preserve">, not a polling interval. When records are available, </w:t>
+      </w:r>
       <w:r>
         <w:rPr>
           <w:rFonts w:ascii="Consolas" w:eastAsia="Consolas" w:hAnsi="Consolas" w:cs="Consolas"/>
@@ -6806,48 +6360,7 @@
           <w:sz w:val="19"/>
           <w:szCs w:val="19"/>
         </w:rPr>
-        <w:t>)</w:t>
-      </w:r>
-      <w:r>
-        <w:t xml:space="preserve"> (1 s in the tracker, 500 </w:t>
-      </w:r>
-      <w:proofErr w:type="spellStart"/>
-      <w:r>
-        <w:t>ms</w:t>
-      </w:r>
-      <w:proofErr w:type="spellEnd"/>
-      <w:r>
-        <w:t xml:space="preserve"> in the gateway) is a </w:t>
-      </w:r>
-      <w:r>
-        <w:rPr>
-          <w:b/>
-          <w:bCs/>
-        </w:rPr>
-        <w:t>maximum wait when there is no data</w:t>
-      </w:r>
-      <w:r>
-        <w:t xml:space="preserve">, not a polling interval. When records are available, </w:t>
-      </w:r>
-      <w:proofErr w:type="gramStart"/>
-      <w:r>
-        <w:rPr>
-          <w:rFonts w:ascii="Consolas" w:eastAsia="Consolas" w:hAnsi="Consolas" w:cs="Consolas"/>
-          <w:color w:val="8B1E3F"/>
-          <w:sz w:val="19"/>
-          <w:szCs w:val="19"/>
-        </w:rPr>
-        <w:t>poll(</w:t>
-      </w:r>
-      <w:proofErr w:type="gramEnd"/>
-      <w:r>
-        <w:rPr>
-          <w:rFonts w:ascii="Consolas" w:eastAsia="Consolas" w:hAnsi="Consolas" w:cs="Consolas"/>
-          <w:color w:val="8B1E3F"/>
-          <w:sz w:val="19"/>
-          <w:szCs w:val="19"/>
-        </w:rPr>
-        <w:t>)</w:t>
+        <w:t>poll()</w:t>
       </w:r>
       <w:r>
         <w:t xml:space="preserve"> returns immediately.</w:t>
@@ -6897,7 +6410,6 @@
       <w:r>
         <w:t xml:space="preserve"> topic and are keyed by </w:t>
       </w:r>
-      <w:proofErr w:type="spellStart"/>
       <w:r>
         <w:rPr>
           <w:rFonts w:ascii="Consolas" w:eastAsia="Consolas" w:hAnsi="Consolas" w:cs="Consolas"/>
@@ -6907,7 +6419,6 @@
         </w:rPr>
         <w:t>pos_id</w:t>
       </w:r>
-      <w:proofErr w:type="spellEnd"/>
       <w:r>
         <w:t>. Many terminals share each partition, and each terminal's orders keep their sequence.</w:t>
       </w:r>
@@ -7625,7 +7136,6 @@
       <w:r>
         <w:t xml:space="preserve">, pushes it to the connected terminal and commits its offset after the poll batch. The terminal processes the order, remembers its </w:t>
       </w:r>
-      <w:proofErr w:type="spellStart"/>
       <w:r>
         <w:rPr>
           <w:rFonts w:ascii="Consolas" w:eastAsia="Consolas" w:hAnsi="Consolas" w:cs="Consolas"/>
@@ -7635,7 +7145,6 @@
         </w:rPr>
         <w:t>order_id</w:t>
       </w:r>
-      <w:proofErr w:type="spellEnd"/>
       <w:r>
         <w:t xml:space="preserve"> and sends an ACK. The gateway removes the order from its queue and publishes </w:t>
       </w:r>
@@ -7677,15 +7186,7 @@
         <w:t>QUEUED</w:t>
       </w:r>
       <w:r>
-        <w:t xml:space="preserve"> ("POS offline"). When the terminal connects, its pending queue is flushed in </w:t>
-      </w:r>
-      <w:proofErr w:type="gramStart"/>
-      <w:r>
-        <w:t>order</w:t>
-      </w:r>
-      <w:proofErr w:type="gramEnd"/>
-      <w:r>
-        <w:t xml:space="preserve"> and the flow completes as in scenario A. After 2 minutes offline, the order is marked </w:t>
+        <w:t xml:space="preserve"> ("POS offline"). When the terminal connects, its pending queue is flushed in order and the flow completes as in scenario A. If the terminal is still offline once the order has been pending for 2 minutes (counted from when the gateway stored it), the order is marked </w:t>
       </w:r>
       <w:r>
         <w:rPr>
@@ -7713,25 +7214,8 @@
         <w:spacing w:after="120" w:line="276" w:lineRule="auto"/>
       </w:pPr>
       <w:r>
-        <w:t xml:space="preserve">The terminal processes the </w:t>
-      </w:r>
-      <w:proofErr w:type="gramStart"/>
-      <w:r>
-        <w:t>order</w:t>
-      </w:r>
-      <w:proofErr w:type="gramEnd"/>
-      <w:r>
-        <w:t xml:space="preserve"> but its ACK never arrives, so the gateway resends it after 5 seconds. The terminal </w:t>
-      </w:r>
-      <w:proofErr w:type="spellStart"/>
-      <w:r>
-        <w:t>recognises</w:t>
-      </w:r>
-      <w:proofErr w:type="spellEnd"/>
-      <w:r>
-        <w:t xml:space="preserve"> the </w:t>
-      </w:r>
-      <w:proofErr w:type="spellStart"/>
+        <w:t xml:space="preserve">The terminal processes the order but its ACK never arrives, so the gateway resends it after 5 seconds. The terminal recognises the </w:t>
+      </w:r>
       <w:r>
         <w:rPr>
           <w:rFonts w:ascii="Consolas" w:eastAsia="Consolas" w:hAnsi="Consolas" w:cs="Consolas"/>
@@ -7741,7 +7225,6 @@
         </w:rPr>
         <w:t>order_id</w:t>
       </w:r>
-      <w:proofErr w:type="spellEnd"/>
       <w:r>
         <w:t>, skips processing and re-sends the ACK. Without this idempotency, the order would be printed (or charged) twice.</w:t>
       </w:r>
@@ -7840,20 +7323,8 @@
           <w:sz w:val="18"/>
           <w:szCs w:val="18"/>
         </w:rPr>
-        <w:t xml:space="preserve">Figure 3. States of an order inside the </w:t>
-      </w:r>
-      <w:proofErr w:type="spellStart"/>
-      <w:r>
-        <w:rPr>
-          <w:i/>
-          <w:iCs/>
-          <w:color w:val="595959"/>
-          <w:sz w:val="18"/>
-          <w:szCs w:val="18"/>
-        </w:rPr>
-        <w:t>PosGateway</w:t>
-      </w:r>
-      <w:proofErr w:type="spellEnd"/>
+        <w:t xml:space="preserve">Figure 3. States of an order inside the PosGateway</w:t>
+      </w:r>
     </w:p>
     <w:tbl>
       <w:tblPr>
@@ -8250,7 +7721,6 @@
               </w:rPr>
               <w:t xml:space="preserve">No </w:t>
             </w:r>
-            <w:proofErr w:type="spellStart"/>
             <w:r>
               <w:rPr>
                 <w:rFonts w:ascii="Consolas" w:eastAsia="Consolas" w:hAnsi="Consolas" w:cs="Consolas"/>
@@ -8260,13 +7730,12 @@
               </w:rPr>
               <w:t>pos_id</w:t>
             </w:r>
-            <w:proofErr w:type="spellEnd"/>
-            <w:r>
-              <w:rPr>
-                <w:sz w:val="20"/>
-                <w:szCs w:val="20"/>
-              </w:rPr>
-              <w:t>, 3 attempts without ACK, or POS offline for more than 2 minutes</w:t>
+            <w:r>
+              <w:rPr>
+                <w:sz w:val="20"/>
+                <w:szCs w:val="20"/>
+              </w:rPr>
+              <w:t>, 3 attempts without ACK, or POS offline once the order has been pending for more than 2 minutes</w:t>
             </w:r>
           </w:p>
         </w:tc>
@@ -8328,17 +7797,8 @@
         <w:t>at-least-once</w:t>
       </w:r>
       <w:r>
-        <w:t xml:space="preserve">: a message is never silently lost, but it may arrive more than once. Duplicates are </w:t>
-      </w:r>
-      <w:proofErr w:type="spellStart"/>
-      <w:r>
-        <w:t>neutralised</w:t>
-      </w:r>
-      <w:proofErr w:type="spellEnd"/>
-      <w:r>
-        <w:t xml:space="preserve"> by deduplicating on </w:t>
-      </w:r>
-      <w:proofErr w:type="spellStart"/>
+        <w:t xml:space="preserve">: a message is never silently lost, but it may arrive more than once. Duplicates are neutralised by deduplicating on </w:t>
+      </w:r>
       <w:r>
         <w:rPr>
           <w:rFonts w:ascii="Consolas" w:eastAsia="Consolas" w:hAnsi="Consolas" w:cs="Consolas"/>
@@ -8348,7 +7808,6 @@
         </w:rPr>
         <w:t>order_id</w:t>
       </w:r>
-      <w:proofErr w:type="spellEnd"/>
       <w:r>
         <w:t xml:space="preserve"> at each receiving side.</w:t>
       </w:r>
@@ -8512,21 +7971,12 @@
             <w:pPr>
               <w:spacing w:after="40" w:line="252" w:lineRule="auto"/>
             </w:pPr>
-            <w:proofErr w:type="spellStart"/>
-            <w:r>
-              <w:rPr>
-                <w:sz w:val="20"/>
-                <w:szCs w:val="20"/>
-              </w:rPr>
-              <w:t>OrderProducer</w:t>
-            </w:r>
-            <w:proofErr w:type="spellEnd"/>
-            <w:r>
-              <w:rPr>
-                <w:sz w:val="20"/>
-                <w:szCs w:val="20"/>
-              </w:rPr>
-              <w:t xml:space="preserve"> → Kafka</w:t>
+            <w:r>
+              <w:rPr>
+                <w:sz w:val="20"/>
+                <w:szCs w:val="20"/>
+              </w:rPr>
+              <w:t xml:space="preserve">OrderProducer → Kafka</w:t>
             </w:r>
           </w:p>
         </w:tc>
@@ -8622,17 +8072,8 @@
                 <w:sz w:val="20"/>
                 <w:szCs w:val="20"/>
               </w:rPr>
-              <w:t xml:space="preserve">Kafka → </w:t>
-            </w:r>
-            <w:proofErr w:type="spellStart"/>
-            <w:r>
-              <w:rPr>
-                <w:sz w:val="20"/>
-                <w:szCs w:val="20"/>
-              </w:rPr>
-              <w:t>PosGateway</w:t>
-            </w:r>
-            <w:proofErr w:type="spellEnd"/>
+              <w:t xml:space="preserve">Kafka → PosGateway</w:t>
+            </w:r>
           </w:p>
         </w:tc>
         <w:tc>
@@ -8723,31 +8164,13 @@
             <w:pPr>
               <w:spacing w:after="40" w:line="252" w:lineRule="auto"/>
             </w:pPr>
-            <w:proofErr w:type="spellStart"/>
-            <w:r>
-              <w:rPr>
-                <w:sz w:val="20"/>
-                <w:szCs w:val="20"/>
-              </w:rPr>
-              <w:t>PosGateway</w:t>
-            </w:r>
-            <w:proofErr w:type="spellEnd"/>
-            <w:r>
-              <w:rPr>
-                <w:sz w:val="20"/>
-                <w:szCs w:val="20"/>
-              </w:rPr>
-              <w:t xml:space="preserve"> → </w:t>
-            </w:r>
-            <w:proofErr w:type="spellStart"/>
-            <w:r>
-              <w:rPr>
-                <w:sz w:val="20"/>
-                <w:szCs w:val="20"/>
-              </w:rPr>
-              <w:t>PosTerminal</w:t>
-            </w:r>
-            <w:proofErr w:type="spellEnd"/>
+            <w:r>
+              <w:rPr>
+                <w:sz w:val="20"/>
+                <w:szCs w:val="20"/>
+              </w:rPr>
+              <w:t xml:space="preserve">PosGateway → PosTerminal</w:t>
+            </w:r>
           </w:p>
         </w:tc>
         <w:tc>
@@ -8806,7 +8229,6 @@
               </w:rPr>
               <w:t xml:space="preserve">Unacknowledged orders are resent. The terminal deduplicates on </w:t>
             </w:r>
-            <w:proofErr w:type="spellStart"/>
             <w:r>
               <w:rPr>
                 <w:rFonts w:ascii="Consolas" w:eastAsia="Consolas" w:hAnsi="Consolas" w:cs="Consolas"/>
@@ -8816,7 +8238,6 @@
               </w:rPr>
               <w:t>order_id</w:t>
             </w:r>
-            <w:proofErr w:type="spellEnd"/>
             <w:r>
               <w:rPr>
                 <w:sz w:val="20"/>
@@ -8997,23 +8418,7 @@
                 <w:sz w:val="20"/>
                 <w:szCs w:val="20"/>
               </w:rPr>
-              <w:t xml:space="preserve">Kafka's </w:t>
-            </w:r>
-            <w:proofErr w:type="gramStart"/>
-            <w:r>
-              <w:rPr>
-                <w:sz w:val="20"/>
-                <w:szCs w:val="20"/>
-              </w:rPr>
-              <w:t>exactly-once</w:t>
-            </w:r>
-            <w:proofErr w:type="gramEnd"/>
-            <w:r>
-              <w:rPr>
-                <w:sz w:val="20"/>
-                <w:szCs w:val="20"/>
-              </w:rPr>
-              <w:t xml:space="preserve"> semantics only cover reads and writes within Kafka. The WebSocket hop to a terminal is outside Kafka, so idempotent processing at the terminal is what makes duplicates harmless.</w:t>
+              <w:t xml:space="preserve">Kafka's exactly-once semantics only cover reads and writes within Kafka. The WebSocket hop to a terminal is outside Kafka, so idempotent processing at the terminal is what makes duplicates harmless.</w:t>
             </w:r>
           </w:p>
         </w:tc>
@@ -9036,15 +8441,7 @@
         <w:spacing w:after="120" w:line="276" w:lineRule="auto"/>
       </w:pPr>
       <w:r>
-        <w:t xml:space="preserve">All messages are JSON with </w:t>
-      </w:r>
-      <w:proofErr w:type="spellStart"/>
-      <w:r>
-        <w:t>snake_case</w:t>
-      </w:r>
-      <w:proofErr w:type="spellEnd"/>
-      <w:r>
-        <w:t xml:space="preserve"> field names, so the Java services remain compatible with the original Python scripts.</w:t>
+        <w:t xml:space="preserve">All messages are JSON with snake_case field names, so the Java services remain compatible with the original Python scripts.</w:t>
       </w:r>
     </w:p>
     <w:p>
@@ -9066,7 +8463,6 @@
       <w:r>
         <w:t xml:space="preserve">, key = </w:t>
       </w:r>
-      <w:proofErr w:type="spellStart"/>
       <w:r>
         <w:rPr>
           <w:rFonts w:ascii="Consolas" w:eastAsia="Consolas" w:hAnsi="Consolas" w:cs="Consolas"/>
@@ -9076,7 +8472,6 @@
         </w:rPr>
         <w:t>pos_id</w:t>
       </w:r>
-      <w:proofErr w:type="spellEnd"/>
       <w:r>
         <w:t>)</w:t>
       </w:r>
@@ -9107,77 +8502,21 @@
           <w:sz w:val="18"/>
           <w:szCs w:val="18"/>
         </w:rPr>
-        <w:t xml:space="preserve">  "</w:t>
-      </w:r>
-      <w:proofErr w:type="spellStart"/>
-      <w:proofErr w:type="gramStart"/>
+        <w:t xml:space="preserve">  "order_id": "d026929a-6a50-47dc-97f3-41355e8aab27",</w:t>
+      </w:r>
+    </w:p>
+    <w:p>
+      <w:pPr>
+        <w:shd w:val="clear" w:color="auto" w:fill="F2F2F2"/>
+        <w:ind w:left="120" w:right="120"/>
+      </w:pPr>
       <w:r>
         <w:rPr>
           <w:rFonts w:ascii="Consolas" w:eastAsia="Consolas" w:hAnsi="Consolas" w:cs="Consolas"/>
           <w:sz w:val="18"/>
           <w:szCs w:val="18"/>
         </w:rPr>
-        <w:t>order</w:t>
-      </w:r>
-      <w:proofErr w:type="gramEnd"/>
-      <w:r>
-        <w:rPr>
-          <w:rFonts w:ascii="Consolas" w:eastAsia="Consolas" w:hAnsi="Consolas" w:cs="Consolas"/>
-          <w:sz w:val="18"/>
-          <w:szCs w:val="18"/>
-        </w:rPr>
-        <w:t>_id</w:t>
-      </w:r>
-      <w:proofErr w:type="spellEnd"/>
-      <w:r>
-        <w:rPr>
-          <w:rFonts w:ascii="Consolas" w:eastAsia="Consolas" w:hAnsi="Consolas" w:cs="Consolas"/>
-          <w:sz w:val="18"/>
-          <w:szCs w:val="18"/>
-        </w:rPr>
-        <w:t>": "d026929a-6a50-47dc-97f3-41355e8aab27",</w:t>
-      </w:r>
-    </w:p>
-    <w:p>
-      <w:pPr>
-        <w:shd w:val="clear" w:color="auto" w:fill="F2F2F2"/>
-        <w:ind w:left="120" w:right="120"/>
-      </w:pPr>
-      <w:r>
-        <w:rPr>
-          <w:rFonts w:ascii="Consolas" w:eastAsia="Consolas" w:hAnsi="Consolas" w:cs="Consolas"/>
-          <w:sz w:val="18"/>
-          <w:szCs w:val="18"/>
-        </w:rPr>
-        <w:t xml:space="preserve">  "</w:t>
-      </w:r>
-      <w:proofErr w:type="spellStart"/>
-      <w:proofErr w:type="gramStart"/>
-      <w:r>
-        <w:rPr>
-          <w:rFonts w:ascii="Consolas" w:eastAsia="Consolas" w:hAnsi="Consolas" w:cs="Consolas"/>
-          <w:sz w:val="18"/>
-          <w:szCs w:val="18"/>
-        </w:rPr>
-        <w:t>pos</w:t>
-      </w:r>
-      <w:proofErr w:type="gramEnd"/>
-      <w:r>
-        <w:rPr>
-          <w:rFonts w:ascii="Consolas" w:eastAsia="Consolas" w:hAnsi="Consolas" w:cs="Consolas"/>
-          <w:sz w:val="18"/>
-          <w:szCs w:val="18"/>
-        </w:rPr>
-        <w:t>_id</w:t>
-      </w:r>
-      <w:proofErr w:type="spellEnd"/>
-      <w:r>
-        <w:rPr>
-          <w:rFonts w:ascii="Consolas" w:eastAsia="Consolas" w:hAnsi="Consolas" w:cs="Consolas"/>
-          <w:sz w:val="18"/>
-          <w:szCs w:val="18"/>
-        </w:rPr>
-        <w:t>":   "POS-001",</w:t>
+        <w:t xml:space="preserve">  "pos_id":   "POS-001",</w:t>
       </w:r>
     </w:p>
     <w:p>
@@ -9205,7 +8544,7 @@
           <w:sz w:val="18"/>
           <w:szCs w:val="18"/>
         </w:rPr>
-        <w:t xml:space="preserve">  "item":     "Office table",</w:t>
+        <w:t xml:space="preserve">  "item":     "New Windows Computer",</w:t>
       </w:r>
     </w:p>
     <w:p>
@@ -9245,13 +8584,8 @@
       <w:pPr>
         <w:pStyle w:val="Heading3"/>
       </w:pPr>
-      <w:proofErr w:type="spellStart"/>
-      <w:r>
-        <w:t>OrderStatus</w:t>
-      </w:r>
-      <w:proofErr w:type="spellEnd"/>
-      <w:r>
-        <w:t xml:space="preserve"> (topic </w:t>
+      <w:r>
+        <w:t xml:space="preserve">OrderStatus (topic </w:t>
       </w:r>
       <w:r>
         <w:rPr>
@@ -9265,7 +8599,6 @@
       <w:r>
         <w:t xml:space="preserve">, key = </w:t>
       </w:r>
-      <w:proofErr w:type="spellStart"/>
       <w:r>
         <w:rPr>
           <w:rFonts w:ascii="Consolas" w:eastAsia="Consolas" w:hAnsi="Consolas" w:cs="Consolas"/>
@@ -9275,7 +8608,6 @@
         </w:rPr>
         <w:t>order_id</w:t>
       </w:r>
-      <w:proofErr w:type="spellEnd"/>
       <w:r>
         <w:t>)</w:t>
       </w:r>
@@ -9306,77 +8638,21 @@
           <w:sz w:val="18"/>
           <w:szCs w:val="18"/>
         </w:rPr>
-        <w:t xml:space="preserve">  "</w:t>
-      </w:r>
-      <w:proofErr w:type="spellStart"/>
-      <w:proofErr w:type="gramStart"/>
+        <w:t xml:space="preserve">  "order_id":  "d026929a-6a50-47dc-97f3-41355e8aab27",</w:t>
+      </w:r>
+    </w:p>
+    <w:p>
+      <w:pPr>
+        <w:shd w:val="clear" w:color="auto" w:fill="F2F2F2"/>
+        <w:ind w:left="120" w:right="120"/>
+      </w:pPr>
       <w:r>
         <w:rPr>
           <w:rFonts w:ascii="Consolas" w:eastAsia="Consolas" w:hAnsi="Consolas" w:cs="Consolas"/>
           <w:sz w:val="18"/>
           <w:szCs w:val="18"/>
         </w:rPr>
-        <w:t>order</w:t>
-      </w:r>
-      <w:proofErr w:type="gramEnd"/>
-      <w:r>
-        <w:rPr>
-          <w:rFonts w:ascii="Consolas" w:eastAsia="Consolas" w:hAnsi="Consolas" w:cs="Consolas"/>
-          <w:sz w:val="18"/>
-          <w:szCs w:val="18"/>
-        </w:rPr>
-        <w:t>_id</w:t>
-      </w:r>
-      <w:proofErr w:type="spellEnd"/>
-      <w:r>
-        <w:rPr>
-          <w:rFonts w:ascii="Consolas" w:eastAsia="Consolas" w:hAnsi="Consolas" w:cs="Consolas"/>
-          <w:sz w:val="18"/>
-          <w:szCs w:val="18"/>
-        </w:rPr>
-        <w:t>":  "d026929a-6a50-47dc-97f3-41355e8aab27",</w:t>
-      </w:r>
-    </w:p>
-    <w:p>
-      <w:pPr>
-        <w:shd w:val="clear" w:color="auto" w:fill="F2F2F2"/>
-        <w:ind w:left="120" w:right="120"/>
-      </w:pPr>
-      <w:r>
-        <w:rPr>
-          <w:rFonts w:ascii="Consolas" w:eastAsia="Consolas" w:hAnsi="Consolas" w:cs="Consolas"/>
-          <w:sz w:val="18"/>
-          <w:szCs w:val="18"/>
-        </w:rPr>
-        <w:t xml:space="preserve">  "</w:t>
-      </w:r>
-      <w:proofErr w:type="spellStart"/>
-      <w:proofErr w:type="gramStart"/>
-      <w:r>
-        <w:rPr>
-          <w:rFonts w:ascii="Consolas" w:eastAsia="Consolas" w:hAnsi="Consolas" w:cs="Consolas"/>
-          <w:sz w:val="18"/>
-          <w:szCs w:val="18"/>
-        </w:rPr>
-        <w:t>pos</w:t>
-      </w:r>
-      <w:proofErr w:type="gramEnd"/>
-      <w:r>
-        <w:rPr>
-          <w:rFonts w:ascii="Consolas" w:eastAsia="Consolas" w:hAnsi="Consolas" w:cs="Consolas"/>
-          <w:sz w:val="18"/>
-          <w:szCs w:val="18"/>
-        </w:rPr>
-        <w:t>_id</w:t>
-      </w:r>
-      <w:proofErr w:type="spellEnd"/>
-      <w:r>
-        <w:rPr>
-          <w:rFonts w:ascii="Consolas" w:eastAsia="Consolas" w:hAnsi="Consolas" w:cs="Consolas"/>
-          <w:sz w:val="18"/>
-          <w:szCs w:val="18"/>
-        </w:rPr>
-        <w:t>":    "POS-001",</w:t>
+        <w:t xml:space="preserve">  "pos_id":    "POS-001",</w:t>
       </w:r>
     </w:p>
     <w:p>
@@ -9404,25 +8680,7 @@
           <w:sz w:val="18"/>
           <w:szCs w:val="18"/>
         </w:rPr>
-        <w:t xml:space="preserve">  "detail":    "</w:t>
-      </w:r>
-      <w:proofErr w:type="spellStart"/>
-      <w:r>
-        <w:rPr>
-          <w:rFonts w:ascii="Consolas" w:eastAsia="Consolas" w:hAnsi="Consolas" w:cs="Consolas"/>
-          <w:sz w:val="18"/>
-          <w:szCs w:val="18"/>
-        </w:rPr>
-        <w:t>acked</w:t>
-      </w:r>
-      <w:proofErr w:type="spellEnd"/>
-      <w:r>
-        <w:rPr>
-          <w:rFonts w:ascii="Consolas" w:eastAsia="Consolas" w:hAnsi="Consolas" w:cs="Consolas"/>
-          <w:sz w:val="18"/>
-          <w:szCs w:val="18"/>
-        </w:rPr>
-        <w:t xml:space="preserve"> by POS after 1 attempt(s)",</w:t>
+        <w:t xml:space="preserve">  "detail":    "acked by POS after 1 attempt(s)",</w:t>
       </w:r>
     </w:p>
     <w:p>
@@ -9627,38 +8885,7 @@
                 <w:sz w:val="18"/>
                 <w:szCs w:val="18"/>
               </w:rPr>
-              <w:t>{"</w:t>
-            </w:r>
-            <w:proofErr w:type="spellStart"/>
-            <w:r>
-              <w:rPr>
-                <w:rFonts w:ascii="Consolas" w:eastAsia="Consolas" w:hAnsi="Consolas" w:cs="Consolas"/>
-                <w:color w:val="8B1E3F"/>
-                <w:sz w:val="18"/>
-                <w:szCs w:val="18"/>
-              </w:rPr>
-              <w:t>type":"ORDER","order</w:t>
-            </w:r>
-            <w:proofErr w:type="spellEnd"/>
-            <w:proofErr w:type="gramStart"/>
-            <w:r>
-              <w:rPr>
-                <w:rFonts w:ascii="Consolas" w:eastAsia="Consolas" w:hAnsi="Consolas" w:cs="Consolas"/>
-                <w:color w:val="8B1E3F"/>
-                <w:sz w:val="18"/>
-                <w:szCs w:val="18"/>
-              </w:rPr>
-              <w:t>":{...}</w:t>
-            </w:r>
-            <w:proofErr w:type="gramEnd"/>
-            <w:r>
-              <w:rPr>
-                <w:rFonts w:ascii="Consolas" w:eastAsia="Consolas" w:hAnsi="Consolas" w:cs="Consolas"/>
-                <w:color w:val="8B1E3F"/>
-                <w:sz w:val="18"/>
-                <w:szCs w:val="18"/>
-              </w:rPr>
-              <w:t>,"attempt":1}</w:t>
+              <w:t>{"type":"ORDER","order":{...},"attempt":1}</w:t>
             </w:r>
           </w:p>
         </w:tc>
@@ -9758,7 +8985,6 @@
       <w:r>
         <w:t xml:space="preserve">. A newer connection for the same </w:t>
       </w:r>
-      <w:proofErr w:type="spellStart"/>
       <w:r>
         <w:rPr>
           <w:rFonts w:ascii="Consolas" w:eastAsia="Consolas" w:hAnsi="Consolas" w:cs="Consolas"/>
@@ -9768,7 +8994,6 @@
         </w:rPr>
         <w:t>posId</w:t>
       </w:r>
-      <w:proofErr w:type="spellEnd"/>
       <w:r>
         <w:t xml:space="preserve"> replaces the previous one.</w:t>
       </w:r>
@@ -10121,8 +9346,6 @@
             <w:pPr>
               <w:spacing w:after="40" w:line="252" w:lineRule="auto"/>
             </w:pPr>
-            <w:proofErr w:type="spellStart"/>
-            <w:proofErr w:type="gramStart"/>
             <w:r>
               <w:rPr>
                 <w:rFonts w:ascii="Consolas" w:eastAsia="Consolas" w:hAnsi="Consolas" w:cs="Consolas"/>
@@ -10130,9 +9353,31 @@
                 <w:sz w:val="18"/>
                 <w:szCs w:val="18"/>
               </w:rPr>
-              <w:t>enable.auto</w:t>
-            </w:r>
-            <w:proofErr w:type="gramEnd"/>
+              <w:t>enable.auto.commit</w:t>
+            </w:r>
+          </w:p>
+        </w:tc>
+        <w:tc>
+          <w:tcPr>
+            <w:tcW w:w="1950" w:type="dxa"/>
+            <w:tcBorders>
+              <w:top w:val="single" w:sz="4" w:space="0" w:color="BFC9D4"/>
+              <w:left w:val="single" w:sz="4" w:space="0" w:color="BFC9D4"/>
+              <w:bottom w:val="single" w:sz="4" w:space="0" w:color="BFC9D4"/>
+              <w:right w:val="single" w:sz="4" w:space="0" w:color="BFC9D4"/>
+            </w:tcBorders>
+            <w:shd w:val="clear" w:color="auto" w:fill="F7F9FC"/>
+            <w:tcMar>
+              <w:top w:w="80" w:type="dxa"/>
+              <w:left w:w="120" w:type="dxa"/>
+              <w:bottom w:w="80" w:type="dxa"/>
+              <w:right w:w="120" w:type="dxa"/>
+            </w:tcMar>
+          </w:tcPr>
+          <w:p>
+            <w:pPr>
+              <w:spacing w:after="40" w:line="252" w:lineRule="auto"/>
+            </w:pPr>
             <w:r>
               <w:rPr>
                 <w:rFonts w:ascii="Consolas" w:eastAsia="Consolas" w:hAnsi="Consolas" w:cs="Consolas"/>
@@ -10140,9 +9385,8 @@
                 <w:sz w:val="18"/>
                 <w:szCs w:val="18"/>
               </w:rPr>
-              <w:t>.commit</w:t>
-            </w:r>
-            <w:proofErr w:type="spellEnd"/>
+              <w:t>false</w:t>
+            </w:r>
           </w:p>
         </w:tc>
         <w:tc>
@@ -10168,45 +9412,11 @@
             </w:pPr>
             <w:r>
               <w:rPr>
-                <w:rFonts w:ascii="Consolas" w:eastAsia="Consolas" w:hAnsi="Consolas" w:cs="Consolas"/>
-                <w:color w:val="8B1E3F"/>
-                <w:sz w:val="18"/>
-                <w:szCs w:val="18"/>
-              </w:rPr>
-              <w:t>false</w:t>
-            </w:r>
-          </w:p>
-        </w:tc>
-        <w:tc>
-          <w:tcPr>
-            <w:tcW w:w="1950" w:type="dxa"/>
-            <w:tcBorders>
-              <w:top w:val="single" w:sz="4" w:space="0" w:color="BFC9D4"/>
-              <w:left w:val="single" w:sz="4" w:space="0" w:color="BFC9D4"/>
-              <w:bottom w:val="single" w:sz="4" w:space="0" w:color="BFC9D4"/>
-              <w:right w:val="single" w:sz="4" w:space="0" w:color="BFC9D4"/>
-            </w:tcBorders>
-            <w:shd w:val="clear" w:color="auto" w:fill="F7F9FC"/>
-            <w:tcMar>
-              <w:top w:w="80" w:type="dxa"/>
-              <w:left w:w="120" w:type="dxa"/>
-              <w:bottom w:w="80" w:type="dxa"/>
-              <w:right w:w="120" w:type="dxa"/>
-            </w:tcMar>
-          </w:tcPr>
-          <w:p>
-            <w:pPr>
-              <w:spacing w:after="40" w:line="252" w:lineRule="auto"/>
-            </w:pPr>
-            <w:proofErr w:type="spellStart"/>
-            <w:r>
-              <w:rPr>
                 <w:sz w:val="20"/>
                 <w:szCs w:val="20"/>
               </w:rPr>
               <w:t>PosGateway</w:t>
             </w:r>
-            <w:proofErr w:type="spellEnd"/>
           </w:p>
         </w:tc>
         <w:tc>
@@ -10267,8 +9477,6 @@
             <w:pPr>
               <w:spacing w:after="40" w:line="252" w:lineRule="auto"/>
             </w:pPr>
-            <w:proofErr w:type="spellStart"/>
-            <w:proofErr w:type="gramStart"/>
             <w:r>
               <w:rPr>
                 <w:rFonts w:ascii="Consolas" w:eastAsia="Consolas" w:hAnsi="Consolas" w:cs="Consolas"/>
@@ -10276,19 +9484,8 @@
                 <w:sz w:val="18"/>
                 <w:szCs w:val="18"/>
               </w:rPr>
-              <w:t>auto.offset</w:t>
-            </w:r>
-            <w:proofErr w:type="gramEnd"/>
-            <w:r>
-              <w:rPr>
-                <w:rFonts w:ascii="Consolas" w:eastAsia="Consolas" w:hAnsi="Consolas" w:cs="Consolas"/>
-                <w:color w:val="8B1E3F"/>
-                <w:sz w:val="18"/>
-                <w:szCs w:val="18"/>
-              </w:rPr>
-              <w:t>.reset</w:t>
-            </w:r>
-            <w:proofErr w:type="spellEnd"/>
+              <w:t>auto.offset.reset</w:t>
+            </w:r>
           </w:p>
         </w:tc>
         <w:tc>
@@ -10444,23 +9641,7 @@
                 <w:sz w:val="20"/>
                 <w:szCs w:val="20"/>
               </w:rPr>
-              <w:t xml:space="preserve">500 </w:t>
-            </w:r>
-            <w:proofErr w:type="spellStart"/>
-            <w:r>
-              <w:rPr>
-                <w:sz w:val="20"/>
-                <w:szCs w:val="20"/>
-              </w:rPr>
-              <w:t>ms</w:t>
-            </w:r>
-            <w:proofErr w:type="spellEnd"/>
-            <w:r>
-              <w:rPr>
-                <w:sz w:val="20"/>
-                <w:szCs w:val="20"/>
-              </w:rPr>
-              <w:t xml:space="preserve"> / 1 s</w:t>
+              <w:t xml:space="preserve">500 ms / 1 s</w:t>
             </w:r>
           </w:p>
         </w:tc>
@@ -10612,7 +9793,6 @@
             <w:pPr>
               <w:spacing w:after="40" w:line="252" w:lineRule="auto"/>
             </w:pPr>
-            <w:proofErr w:type="spellStart"/>
             <w:r>
               <w:rPr>
                 <w:sz w:val="20"/>
@@ -10620,7 +9800,6 @@
               </w:rPr>
               <w:t>PosGateway</w:t>
             </w:r>
-            <w:proofErr w:type="spellEnd"/>
           </w:p>
         </w:tc>
         <w:tc>
@@ -10757,7 +9936,6 @@
             <w:pPr>
               <w:spacing w:after="40" w:line="252" w:lineRule="auto"/>
             </w:pPr>
-            <w:proofErr w:type="spellStart"/>
             <w:r>
               <w:rPr>
                 <w:sz w:val="20"/>
@@ -10765,7 +9943,6 @@
               </w:rPr>
               <w:t>DeliveryManager</w:t>
             </w:r>
-            <w:proofErr w:type="spellEnd"/>
           </w:p>
         </w:tc>
         <w:tc>
@@ -10884,7 +10061,6 @@
             <w:pPr>
               <w:spacing w:after="40" w:line="252" w:lineRule="auto"/>
             </w:pPr>
-            <w:proofErr w:type="spellStart"/>
             <w:r>
               <w:rPr>
                 <w:sz w:val="20"/>
@@ -10892,7 +10068,6 @@
               </w:rPr>
               <w:t>DeliveryManager</w:t>
             </w:r>
-            <w:proofErr w:type="spellEnd"/>
           </w:p>
         </w:tc>
         <w:tc>
@@ -11029,7 +10204,6 @@
             <w:pPr>
               <w:spacing w:after="40" w:line="252" w:lineRule="auto"/>
             </w:pPr>
-            <w:proofErr w:type="spellStart"/>
             <w:r>
               <w:rPr>
                 <w:sz w:val="20"/>
@@ -11037,7 +10211,6 @@
               </w:rPr>
               <w:t>DeliveryManager</w:t>
             </w:r>
-            <w:proofErr w:type="spellEnd"/>
           </w:p>
         </w:tc>
         <w:tc>
@@ -11066,7 +10239,7 @@
                 <w:sz w:val="20"/>
                 <w:szCs w:val="20"/>
               </w:rPr>
-              <w:t xml:space="preserve">Orders for a terminal offline longer than this are </w:t>
+              <w:t xml:space="preserve">Orders that have been pending this long (counted from when the gateway stored them) while their terminal is offline are </w:t>
             </w:r>
             <w:r>
               <w:rPr>
@@ -11172,7 +10345,6 @@
             <w:pPr>
               <w:spacing w:after="40" w:line="252" w:lineRule="auto"/>
             </w:pPr>
-            <w:proofErr w:type="spellStart"/>
             <w:r>
               <w:rPr>
                 <w:sz w:val="20"/>
@@ -11180,7 +10352,6 @@
               </w:rPr>
               <w:t>PosWebSocketServer</w:t>
             </w:r>
-            <w:proofErr w:type="spellEnd"/>
           </w:p>
         </w:tc>
         <w:tc>
@@ -11393,23 +10564,7 @@
                 <w:sz w:val="20"/>
                 <w:szCs w:val="20"/>
               </w:rPr>
-              <w:t xml:space="preserve">Durable store (for example PostgreSQL or Redis) written before the offset is committed. </w:t>
-            </w:r>
-            <w:proofErr w:type="gramStart"/>
-            <w:r>
-              <w:rPr>
-                <w:sz w:val="20"/>
-                <w:szCs w:val="20"/>
-              </w:rPr>
-              <w:t>Otherwise</w:t>
-            </w:r>
-            <w:proofErr w:type="gramEnd"/>
-            <w:r>
-              <w:rPr>
-                <w:sz w:val="20"/>
-                <w:szCs w:val="20"/>
-              </w:rPr>
-              <w:t xml:space="preserve"> a gateway crash loses orders Kafka already considers handled.</w:t>
+              <w:t xml:space="preserve">Durable store (for example PostgreSQL or Redis) written before the offset is committed. Otherwise a gateway crash loses orders Kafka already considers handled.</w:t>
             </w:r>
           </w:p>
         </w:tc>
@@ -11561,7 +10716,6 @@
               </w:rPr>
               <w:t xml:space="preserve">Persist processed </w:t>
             </w:r>
-            <w:proofErr w:type="spellStart"/>
             <w:r>
               <w:rPr>
                 <w:rFonts w:ascii="Consolas" w:eastAsia="Consolas" w:hAnsi="Consolas" w:cs="Consolas"/>
@@ -11576,15 +10730,7 @@
                 <w:sz w:val="20"/>
                 <w:szCs w:val="20"/>
               </w:rPr>
-              <w:t>s</w:t>
-            </w:r>
-            <w:proofErr w:type="spellEnd"/>
-            <w:r>
-              <w:rPr>
-                <w:sz w:val="20"/>
-                <w:szCs w:val="20"/>
-              </w:rPr>
-              <w:t xml:space="preserve"> on the terminal (or check against the back end) so deduplication survives restarts.</w:t>
+              <w:t xml:space="preserve">s on the terminal (or check against the back end) so deduplication survives restarts.</w:t>
             </w:r>
           </w:p>
         </w:tc>
@@ -11736,8 +10882,6 @@
               </w:rPr>
               <w:t xml:space="preserve">At least three brokers, replication factor 3, </w:t>
             </w:r>
-            <w:proofErr w:type="spellStart"/>
-            <w:proofErr w:type="gramStart"/>
             <w:r>
               <w:rPr>
                 <w:rFonts w:ascii="Consolas" w:eastAsia="Consolas" w:hAnsi="Consolas" w:cs="Consolas"/>
@@ -11745,27 +10889,7 @@
                 <w:sz w:val="18"/>
                 <w:szCs w:val="18"/>
               </w:rPr>
-              <w:t>min.insync</w:t>
-            </w:r>
-            <w:proofErr w:type="gramEnd"/>
-            <w:r>
-              <w:rPr>
-                <w:rFonts w:ascii="Consolas" w:eastAsia="Consolas" w:hAnsi="Consolas" w:cs="Consolas"/>
-                <w:color w:val="8B1E3F"/>
-                <w:sz w:val="18"/>
-                <w:szCs w:val="18"/>
-              </w:rPr>
-              <w:t>.replicas</w:t>
-            </w:r>
-            <w:proofErr w:type="spellEnd"/>
-            <w:r>
-              <w:rPr>
-                <w:rFonts w:ascii="Consolas" w:eastAsia="Consolas" w:hAnsi="Consolas" w:cs="Consolas"/>
-                <w:color w:val="8B1E3F"/>
-                <w:sz w:val="18"/>
-                <w:szCs w:val="18"/>
-              </w:rPr>
-              <w:t>=2</w:t>
+              <w:t>min.insync.replicas=2</w:t>
             </w:r>
             <w:r>
               <w:rPr>
@@ -11938,23 +11062,7 @@
                 <w:sz w:val="20"/>
                 <w:szCs w:val="20"/>
               </w:rPr>
-              <w:t xml:space="preserve">A schema registry (Avro, </w:t>
-            </w:r>
-            <w:proofErr w:type="spellStart"/>
-            <w:r>
-              <w:rPr>
-                <w:sz w:val="20"/>
-                <w:szCs w:val="20"/>
-              </w:rPr>
-              <w:t>Protobuf</w:t>
-            </w:r>
-            <w:proofErr w:type="spellEnd"/>
-            <w:r>
-              <w:rPr>
-                <w:sz w:val="20"/>
-                <w:szCs w:val="20"/>
-              </w:rPr>
-              <w:t xml:space="preserve"> or JSON Schema) to version message contracts safely.</w:t>
+              <w:t xml:space="preserve">A schema registry (Avro, Protobuf or JSON Schema) to version message contracts safely.</w:t>
             </w:r>
           </w:p>
         </w:tc>
@@ -12061,15 +11169,7 @@
         <w:spacing w:after="120" w:line="276" w:lineRule="auto"/>
       </w:pPr>
       <w:r>
-        <w:t xml:space="preserve">Requirements: JDK 17 or later, Maven 3.9 or later, and Docker. Start each component in its own </w:t>
-      </w:r>
-      <w:proofErr w:type="gramStart"/>
-      <w:r>
-        <w:t>terminal, or</w:t>
-      </w:r>
-      <w:proofErr w:type="gramEnd"/>
-      <w:r>
-        <w:t xml:space="preserve"> run the classes from IntelliJ.</w:t>
+        <w:t xml:space="preserve">Requirements: JDK 17 or later, Maven 3.9 or later, and Docker. Start each component in its own terminal, or run the classes from IntelliJ.</w:t>
       </w:r>
     </w:p>
     <w:p>
@@ -12078,23 +11178,27 @@
         <w:spacing w:before="60"/>
         <w:ind w:left="120" w:right="120"/>
       </w:pPr>
-      <w:proofErr w:type="gramStart"/>
       <w:r>
         <w:rPr>
           <w:rFonts w:ascii="Consolas" w:eastAsia="Consolas" w:hAnsi="Consolas" w:cs="Consolas"/>
           <w:sz w:val="18"/>
           <w:szCs w:val="18"/>
         </w:rPr>
-        <w:t>docker</w:t>
-      </w:r>
-      <w:proofErr w:type="gramEnd"/>
+        <w:t xml:space="preserve">docker compose up -d                                         # Kafka</w:t>
+      </w:r>
+    </w:p>
+    <w:p>
+      <w:pPr>
+        <w:shd w:val="clear" w:color="auto" w:fill="F2F2F2"/>
+        <w:ind w:left="120" w:right="120"/>
+      </w:pPr>
       <w:r>
         <w:rPr>
           <w:rFonts w:ascii="Consolas" w:eastAsia="Consolas" w:hAnsi="Consolas" w:cs="Consolas"/>
           <w:sz w:val="18"/>
           <w:szCs w:val="18"/>
         </w:rPr>
-        <w:t xml:space="preserve"> compose up -d                                         # Kafka</w:t>
+        <w:t xml:space="preserve">mvn -q compile exec:java@status                              # status monitor</w:t>
       </w:r>
     </w:p>
     <w:p>
@@ -12102,203 +11206,41 @@
         <w:shd w:val="clear" w:color="auto" w:fill="F2F2F2"/>
         <w:ind w:left="120" w:right="120"/>
       </w:pPr>
-      <w:proofErr w:type="spellStart"/>
       <w:r>
         <w:rPr>
           <w:rFonts w:ascii="Consolas" w:eastAsia="Consolas" w:hAnsi="Consolas" w:cs="Consolas"/>
           <w:sz w:val="18"/>
           <w:szCs w:val="18"/>
         </w:rPr>
-        <w:t>mvn</w:t>
-      </w:r>
-      <w:proofErr w:type="spellEnd"/>
+        <w:t xml:space="preserve">mvn -q compile exec:java@gateway                             # POS gateway</w:t>
+      </w:r>
+    </w:p>
+    <w:p>
+      <w:pPr>
+        <w:shd w:val="clear" w:color="auto" w:fill="F2F2F2"/>
+        <w:ind w:left="120" w:right="120"/>
+      </w:pPr>
       <w:r>
         <w:rPr>
           <w:rFonts w:ascii="Consolas" w:eastAsia="Consolas" w:hAnsi="Consolas" w:cs="Consolas"/>
           <w:sz w:val="18"/>
           <w:szCs w:val="18"/>
         </w:rPr>
-        <w:t xml:space="preserve"> -q compile </w:t>
-      </w:r>
-      <w:proofErr w:type="spellStart"/>
+        <w:t xml:space="preserve">mvn -q compile exec:java@pos -Dexec.args="POS-001"           # a terminal</w:t>
+      </w:r>
+    </w:p>
+    <w:p>
+      <w:pPr>
+        <w:shd w:val="clear" w:color="auto" w:fill="F2F2F2"/>
+        <w:ind w:left="120" w:right="120"/>
+      </w:pPr>
       <w:r>
         <w:rPr>
           <w:rFonts w:ascii="Consolas" w:eastAsia="Consolas" w:hAnsi="Consolas" w:cs="Consolas"/>
           <w:sz w:val="18"/>
           <w:szCs w:val="18"/>
         </w:rPr>
-        <w:t>exec:java@status</w:t>
-      </w:r>
-      <w:proofErr w:type="spellEnd"/>
-      <w:r>
-        <w:rPr>
-          <w:rFonts w:ascii="Consolas" w:eastAsia="Consolas" w:hAnsi="Consolas" w:cs="Consolas"/>
-          <w:sz w:val="18"/>
-          <w:szCs w:val="18"/>
-        </w:rPr>
-        <w:t xml:space="preserve">                              # status monitor</w:t>
-      </w:r>
-    </w:p>
-    <w:p>
-      <w:pPr>
-        <w:shd w:val="clear" w:color="auto" w:fill="F2F2F2"/>
-        <w:ind w:left="120" w:right="120"/>
-      </w:pPr>
-      <w:proofErr w:type="spellStart"/>
-      <w:r>
-        <w:rPr>
-          <w:rFonts w:ascii="Consolas" w:eastAsia="Consolas" w:hAnsi="Consolas" w:cs="Consolas"/>
-          <w:sz w:val="18"/>
-          <w:szCs w:val="18"/>
-        </w:rPr>
-        <w:t>mvn</w:t>
-      </w:r>
-      <w:proofErr w:type="spellEnd"/>
-      <w:r>
-        <w:rPr>
-          <w:rFonts w:ascii="Consolas" w:eastAsia="Consolas" w:hAnsi="Consolas" w:cs="Consolas"/>
-          <w:sz w:val="18"/>
-          <w:szCs w:val="18"/>
-        </w:rPr>
-        <w:t xml:space="preserve"> -q compile </w:t>
-      </w:r>
-      <w:proofErr w:type="spellStart"/>
-      <w:r>
-        <w:rPr>
-          <w:rFonts w:ascii="Consolas" w:eastAsia="Consolas" w:hAnsi="Consolas" w:cs="Consolas"/>
-          <w:sz w:val="18"/>
-          <w:szCs w:val="18"/>
-        </w:rPr>
-        <w:t>exec:java@gateway</w:t>
-      </w:r>
-      <w:proofErr w:type="spellEnd"/>
-      <w:r>
-        <w:rPr>
-          <w:rFonts w:ascii="Consolas" w:eastAsia="Consolas" w:hAnsi="Consolas" w:cs="Consolas"/>
-          <w:sz w:val="18"/>
-          <w:szCs w:val="18"/>
-        </w:rPr>
-        <w:t xml:space="preserve">                             # POS gateway</w:t>
-      </w:r>
-    </w:p>
-    <w:p>
-      <w:pPr>
-        <w:shd w:val="clear" w:color="auto" w:fill="F2F2F2"/>
-        <w:ind w:left="120" w:right="120"/>
-      </w:pPr>
-      <w:proofErr w:type="spellStart"/>
-      <w:r>
-        <w:rPr>
-          <w:rFonts w:ascii="Consolas" w:eastAsia="Consolas" w:hAnsi="Consolas" w:cs="Consolas"/>
-          <w:sz w:val="18"/>
-          <w:szCs w:val="18"/>
-        </w:rPr>
-        <w:t>mvn</w:t>
-      </w:r>
-      <w:proofErr w:type="spellEnd"/>
-      <w:r>
-        <w:rPr>
-          <w:rFonts w:ascii="Consolas" w:eastAsia="Consolas" w:hAnsi="Consolas" w:cs="Consolas"/>
-          <w:sz w:val="18"/>
-          <w:szCs w:val="18"/>
-        </w:rPr>
-        <w:t xml:space="preserve"> -q compile </w:t>
-      </w:r>
-      <w:proofErr w:type="spellStart"/>
-      <w:r>
-        <w:rPr>
-          <w:rFonts w:ascii="Consolas" w:eastAsia="Consolas" w:hAnsi="Consolas" w:cs="Consolas"/>
-          <w:sz w:val="18"/>
-          <w:szCs w:val="18"/>
-        </w:rPr>
-        <w:t>exec:java@pos</w:t>
-      </w:r>
-      <w:proofErr w:type="spellEnd"/>
-      <w:r>
-        <w:rPr>
-          <w:rFonts w:ascii="Consolas" w:eastAsia="Consolas" w:hAnsi="Consolas" w:cs="Consolas"/>
-          <w:sz w:val="18"/>
-          <w:szCs w:val="18"/>
-        </w:rPr>
-        <w:t xml:space="preserve"> -</w:t>
-      </w:r>
-      <w:proofErr w:type="spellStart"/>
-      <w:r>
-        <w:rPr>
-          <w:rFonts w:ascii="Consolas" w:eastAsia="Consolas" w:hAnsi="Consolas" w:cs="Consolas"/>
-          <w:sz w:val="18"/>
-          <w:szCs w:val="18"/>
-        </w:rPr>
-        <w:t>Dexec.args</w:t>
-      </w:r>
-      <w:proofErr w:type="spellEnd"/>
-      <w:r>
-        <w:rPr>
-          <w:rFonts w:ascii="Consolas" w:eastAsia="Consolas" w:hAnsi="Consolas" w:cs="Consolas"/>
-          <w:sz w:val="18"/>
-          <w:szCs w:val="18"/>
-        </w:rPr>
-        <w:t>="POS-001"           # a terminal</w:t>
-      </w:r>
-    </w:p>
-    <w:p>
-      <w:pPr>
-        <w:shd w:val="clear" w:color="auto" w:fill="F2F2F2"/>
-        <w:ind w:left="120" w:right="120"/>
-      </w:pPr>
-      <w:proofErr w:type="spellStart"/>
-      <w:r>
-        <w:rPr>
-          <w:rFonts w:ascii="Consolas" w:eastAsia="Consolas" w:hAnsi="Consolas" w:cs="Consolas"/>
-          <w:sz w:val="18"/>
-          <w:szCs w:val="18"/>
-        </w:rPr>
-        <w:t>mvn</w:t>
-      </w:r>
-      <w:proofErr w:type="spellEnd"/>
-      <w:r>
-        <w:rPr>
-          <w:rFonts w:ascii="Consolas" w:eastAsia="Consolas" w:hAnsi="Consolas" w:cs="Consolas"/>
-          <w:sz w:val="18"/>
-          <w:szCs w:val="18"/>
-        </w:rPr>
-        <w:t xml:space="preserve"> -q compile </w:t>
-      </w:r>
-      <w:proofErr w:type="spellStart"/>
-      <w:r>
-        <w:rPr>
-          <w:rFonts w:ascii="Consolas" w:eastAsia="Consolas" w:hAnsi="Consolas" w:cs="Consolas"/>
-          <w:sz w:val="18"/>
-          <w:szCs w:val="18"/>
-        </w:rPr>
-        <w:t>exec:java@producer</w:t>
-      </w:r>
-      <w:proofErr w:type="spellEnd"/>
-      <w:r>
-        <w:rPr>
-          <w:rFonts w:ascii="Consolas" w:eastAsia="Consolas" w:hAnsi="Consolas" w:cs="Consolas"/>
-          <w:sz w:val="18"/>
-          <w:szCs w:val="18"/>
-        </w:rPr>
-        <w:t xml:space="preserve"> -</w:t>
-      </w:r>
-      <w:proofErr w:type="spellStart"/>
-      <w:r>
-        <w:rPr>
-          <w:rFonts w:ascii="Consolas" w:eastAsia="Consolas" w:hAnsi="Consolas" w:cs="Consolas"/>
-          <w:sz w:val="18"/>
-          <w:szCs w:val="18"/>
-        </w:rPr>
-        <w:t>Dexec.args</w:t>
-      </w:r>
-      <w:proofErr w:type="spellEnd"/>
-      <w:r>
-        <w:rPr>
-          <w:rFonts w:ascii="Consolas" w:eastAsia="Consolas" w:hAnsi="Consolas" w:cs="Consolas"/>
-          <w:sz w:val="18"/>
-          <w:szCs w:val="18"/>
-        </w:rPr>
-        <w:t>="POS-001 3"    # send 3 orders</w:t>
+        <w:t xml:space="preserve">mvn -q compile exec:java@producer -Dexec.args="POS-001 3"    # send 3 orders</w:t>
       </w:r>
     </w:p>
     <w:p>
@@ -12919,43 +11861,7 @@
           <w:sz w:val="18"/>
           <w:szCs w:val="18"/>
         </w:rPr>
-        <w:t xml:space="preserve">docker exec -it </w:t>
-      </w:r>
-      <w:proofErr w:type="spellStart"/>
-      <w:r>
-        <w:rPr>
-          <w:rFonts w:ascii="Consolas" w:eastAsia="Consolas" w:hAnsi="Consolas" w:cs="Consolas"/>
-          <w:sz w:val="18"/>
-          <w:szCs w:val="18"/>
-        </w:rPr>
-        <w:t>kafka</w:t>
-      </w:r>
-      <w:proofErr w:type="spellEnd"/>
-      <w:r>
-        <w:rPr>
-          <w:rFonts w:ascii="Consolas" w:eastAsia="Consolas" w:hAnsi="Consolas" w:cs="Consolas"/>
-          <w:sz w:val="18"/>
-          <w:szCs w:val="18"/>
-        </w:rPr>
-        <w:t xml:space="preserve"> </w:t>
-      </w:r>
-      <w:proofErr w:type="spellStart"/>
-      <w:r>
-        <w:rPr>
-          <w:rFonts w:ascii="Consolas" w:eastAsia="Consolas" w:hAnsi="Consolas" w:cs="Consolas"/>
-          <w:sz w:val="18"/>
-          <w:szCs w:val="18"/>
-        </w:rPr>
-        <w:t>kafka</w:t>
-      </w:r>
-      <w:proofErr w:type="spellEnd"/>
-      <w:r>
-        <w:rPr>
-          <w:rFonts w:ascii="Consolas" w:eastAsia="Consolas" w:hAnsi="Consolas" w:cs="Consolas"/>
-          <w:sz w:val="18"/>
-          <w:szCs w:val="18"/>
-        </w:rPr>
-        <w:t>-consumer-groups --bootstrap-server localhost:9092 \</w:t>
+        <w:t xml:space="preserve">docker exec -it kafka kafka-consumer-groups --bootstrap-server localhost:9092 \</w:t>
       </w:r>
     </w:p>
     <w:p>
@@ -13684,23 +12590,7 @@
                 <w:sz w:val="20"/>
                 <w:szCs w:val="20"/>
               </w:rPr>
-              <w:t xml:space="preserve">A fetch </w:t>
-            </w:r>
-            <w:proofErr w:type="gramStart"/>
-            <w:r>
-              <w:rPr>
-                <w:sz w:val="20"/>
-                <w:szCs w:val="20"/>
-              </w:rPr>
-              <w:t>request</w:t>
-            </w:r>
-            <w:proofErr w:type="gramEnd"/>
-            <w:r>
-              <w:rPr>
-                <w:sz w:val="20"/>
-                <w:szCs w:val="20"/>
-              </w:rPr>
-              <w:t xml:space="preserve"> the broker holds open until data arrives or a timeout expires.</w:t>
+              <w:t xml:space="preserve">A fetch request the broker holds open until data arrives or a timeout expires.</w:t>
             </w:r>
           </w:p>
         </w:tc>
@@ -13934,7 +12824,6 @@
             <w:pPr>
               <w:spacing w:after="40" w:line="252" w:lineRule="auto"/>
             </w:pPr>
-            <w:proofErr w:type="spellStart"/>
             <w:r>
               <w:rPr>
                 <w:sz w:val="20"/>
@@ -13942,7 +12831,6 @@
               </w:rPr>
               <w:t>KRaft</w:t>
             </w:r>
-            <w:proofErr w:type="spellEnd"/>
           </w:p>
         </w:tc>
         <w:tc>
@@ -13970,23 +12858,7 @@
                 <w:sz w:val="20"/>
                 <w:szCs w:val="20"/>
               </w:rPr>
-              <w:t xml:space="preserve">Kafka's built-in consensus mode, which replaces </w:t>
-            </w:r>
-            <w:proofErr w:type="spellStart"/>
-            <w:r>
-              <w:rPr>
-                <w:sz w:val="20"/>
-                <w:szCs w:val="20"/>
-              </w:rPr>
-              <w:t>ZooKeeper</w:t>
-            </w:r>
-            <w:proofErr w:type="spellEnd"/>
-            <w:r>
-              <w:rPr>
-                <w:sz w:val="20"/>
-                <w:szCs w:val="20"/>
-              </w:rPr>
-              <w:t>.</w:t>
+              <w:t xml:space="preserve">Kafka's built-in consensus mode, which replaces ZooKeeper.</w:t>
             </w:r>
           </w:p>
         </w:tc>
